--- a/public/Положение_YCT.docx
+++ b/public/Положение_YCT.docx
@@ -1,10 +1,10 @@
 
 <file path=word/document.xml><?xml version="1.0" encoding="utf-8"?>
-<w:document xmlns:wpc="http://schemas.microsoft.com/office/word/2010/wordprocessingCanvas" xmlns:cx="http://schemas.microsoft.com/office/drawing/2014/chartex" xmlns:cx1="http://schemas.microsoft.com/office/drawing/2015/9/8/chartex" xmlns:cx2="http://schemas.microsoft.com/office/drawing/2015/10/21/chartex" xmlns:cx3="http://schemas.microsoft.com/office/drawing/2016/5/9/chartex" xmlns:cx4="http://schemas.microsoft.com/office/drawing/2016/5/10/chartex" xmlns:cx5="http://schemas.microsoft.com/office/drawing/2016/5/11/chartex" xmlns:cx6="http://schemas.microsoft.com/office/drawing/2016/5/12/chartex" xmlns:cx7="http://schemas.microsoft.com/office/drawing/2016/5/13/chartex" xmlns:cx8="http://schemas.microsoft.com/office/drawing/2016/5/14/chartex" xmlns:mc="http://schemas.openxmlformats.org/markup-compatibility/2006" xmlns:aink="http://schemas.microsoft.com/office/drawing/2016/ink" xmlns:am3d="http://schemas.microsoft.com/office/drawing/2017/model3d" xmlns:o="urn:schemas-microsoft-com:office:office" xmlns:oel="http://schemas.microsoft.com/office/2019/extlst" xmlns:r="http://schemas.openxmlformats.org/officeDocument/2006/relationships" xmlns:m="http://schemas.openxmlformats.org/officeDocument/2006/math" xmlns:v="urn:schemas-microsoft-com:vml" xmlns:wp14="http://schemas.microsoft.com/office/word/2010/wordprocessingDrawing" xmlns:wp="http://schemas.openxmlformats.org/drawingml/2006/wordprocessingDrawing" xmlns:w10="urn:schemas-microsoft-com:office:word" xmlns:w="http://schemas.openxmlformats.org/wordprocessingml/2006/main" xmlns:w14="http://schemas.microsoft.com/office/word/2010/wordml" xmlns:w15="http://schemas.microsoft.com/office/word/2012/wordml" xmlns:w16cex="http://schemas.microsoft.com/office/word/2018/wordml/cex" xmlns:w16cid="http://schemas.microsoft.com/office/word/2016/wordml/cid" xmlns:w16="http://schemas.microsoft.com/office/word/2018/wordml" xmlns:w16du="http://schemas.microsoft.com/office/word/2023/wordml/word16du" xmlns:w16sdtdh="http://schemas.microsoft.com/office/word/2020/wordml/sdtdatahash" xmlns:w16sdtfl="http://schemas.microsoft.com/office/word/2024/wordml/sdtformatlock" xmlns:w16se="http://schemas.microsoft.com/office/word/2015/wordml/symex" xmlns:wpg="http://schemas.microsoft.com/office/word/2010/wordprocessingGroup" xmlns:wpi="http://schemas.microsoft.com/office/word/2010/wordprocessingInk" xmlns:wne="http://schemas.microsoft.com/office/word/2006/wordml" xmlns:wps="http://schemas.microsoft.com/office/word/2010/wordprocessingShape" mc:Ignorable="w14 w15 w16se w16cid w16 w16cex w16sdtdh w16sdtfl w16du wp14">
+<w:document xmlns:wpc="http://schemas.microsoft.com/office/word/2010/wordprocessingCanvas" xmlns:cx="http://schemas.microsoft.com/office/drawing/2014/chartex" xmlns:cx1="http://schemas.microsoft.com/office/drawing/2015/9/8/chartex" xmlns:cx2="http://schemas.microsoft.com/office/drawing/2015/10/21/chartex" xmlns:cx3="http://schemas.microsoft.com/office/drawing/2016/5/9/chartex" xmlns:cx4="http://schemas.microsoft.com/office/drawing/2016/5/10/chartex" xmlns:cx5="http://schemas.microsoft.com/office/drawing/2016/5/11/chartex" xmlns:cx6="http://schemas.microsoft.com/office/drawing/2016/5/12/chartex" xmlns:cx7="http://schemas.microsoft.com/office/drawing/2016/5/13/chartex" xmlns:cx8="http://schemas.microsoft.com/office/drawing/2016/5/14/chartex" xmlns:mc="http://schemas.openxmlformats.org/markup-compatibility/2006" xmlns:aink="http://schemas.microsoft.com/office/drawing/2016/ink" xmlns:am3d="http://schemas.microsoft.com/office/drawing/2017/model3d" xmlns:o="urn:schemas-microsoft-com:office:office" xmlns:r="http://schemas.openxmlformats.org/officeDocument/2006/relationships" xmlns:m="http://schemas.openxmlformats.org/officeDocument/2006/math" xmlns:v="urn:schemas-microsoft-com:vml" xmlns:wp14="http://schemas.microsoft.com/office/word/2010/wordprocessingDrawing" xmlns:wp="http://schemas.openxmlformats.org/drawingml/2006/wordprocessingDrawing" xmlns:w10="urn:schemas-microsoft-com:office:word" xmlns:w="http://schemas.openxmlformats.org/wordprocessingml/2006/main" xmlns:w14="http://schemas.microsoft.com/office/word/2010/wordml" xmlns:w15="http://schemas.microsoft.com/office/word/2012/wordml" xmlns:w16cex="http://schemas.microsoft.com/office/word/2018/wordml/cex" xmlns:w16cid="http://schemas.microsoft.com/office/word/2016/wordml/cid" xmlns:w16="http://schemas.microsoft.com/office/word/2018/wordml" xmlns:w16sdtdh="http://schemas.microsoft.com/office/word/2020/wordml/sdtdatahash" xmlns:w16se="http://schemas.microsoft.com/office/word/2015/wordml/symex" xmlns:wpg="http://schemas.microsoft.com/office/word/2010/wordprocessingGroup" xmlns:wpi="http://schemas.microsoft.com/office/word/2010/wordprocessingInk" xmlns:wne="http://schemas.microsoft.com/office/word/2006/wordml" xmlns:wps="http://schemas.microsoft.com/office/word/2010/wordprocessingShape" mc:Ignorable="w14 w15 w16se w16cid w16 w16cex w16sdtdh wp14">
   <w:body>
     <w:p>
       <w:pPr>
-        <w:pStyle w:val="Heading1"/>
+        <w:pStyle w:val="1"/>
         <w:keepNext/>
       </w:pPr>
       <w:r>
@@ -22,7 +22,7 @@
     </w:p>
     <w:p>
       <w:pPr>
-        <w:pStyle w:val="Heading2"/>
+        <w:pStyle w:val="2"/>
         <w:keepNext/>
         <w:rPr>
           <w:bCs w:val="0"/>
@@ -81,7 +81,7 @@
     </w:p>
     <w:p>
       <w:r>
-        <w:t>9. Направления наград (далее — Направления) — категории, на которые номинируются команды, а именно кинонаграды (Impact award, Visual award, Tech award и Glorious award) и Inspire награды (Reach award и Connect award).</w:t>
+        <w:t>9. Направления наград (далее — Направления) — категории, на которые номинируются команды, а именно кинонаграды (Impact award, Tech award и Glorious award) и Inspire награды (Reach award и Connect award).</w:t>
       </w:r>
     </w:p>
     <w:p>
@@ -137,7 +137,7 @@
     </w:p>
     <w:p>
       <w:pPr>
-        <w:pStyle w:val="Heading2"/>
+        <w:pStyle w:val="2"/>
         <w:keepNext/>
         <w:rPr>
           <w:bCs w:val="0"/>
@@ -196,7 +196,7 @@
     </w:p>
     <w:p>
       <w:pPr>
-        <w:pStyle w:val="Heading2"/>
+        <w:pStyle w:val="2"/>
         <w:keepNext/>
         <w:rPr>
           <w:bCs w:val="0"/>
@@ -261,7 +261,7 @@
     </w:p>
     <w:p>
       <w:pPr>
-        <w:pStyle w:val="Heading2"/>
+        <w:pStyle w:val="2"/>
         <w:keepNext/>
         <w:rPr>
           <w:bCs w:val="0"/>
@@ -340,7 +340,7 @@
     </w:p>
     <w:p>
       <w:pPr>
-        <w:pStyle w:val="Heading2"/>
+        <w:pStyle w:val="2"/>
         <w:keepNext/>
         <w:rPr>
           <w:bCs w:val="0"/>
@@ -390,7 +390,7 @@
     </w:p>
     <w:p>
       <w:pPr>
-        <w:pStyle w:val="Heading2"/>
+        <w:pStyle w:val="2"/>
         <w:keepNext/>
         <w:rPr>
           <w:bCs w:val="0"/>
@@ -469,7 +469,7 @@
     </w:p>
     <w:p>
       <w:pPr>
-        <w:pStyle w:val="Heading2"/>
+        <w:pStyle w:val="2"/>
         <w:keepNext/>
         <w:rPr>
           <w:bCs w:val="0"/>
@@ -493,7 +493,7 @@
     </w:p>
     <w:p>
       <w:r>
-        <w:t>2. Регистрация команд на Турнир проходит с 9.06.2026 по 29.07.2026 включительно.</w:t>
+        <w:t>2. Регистрация команд на Турнир проходит с 9.06.2026 по 15.08.2026 включительно.</w:t>
       </w:r>
     </w:p>
     <w:p>
@@ -503,7 +503,7 @@
     </w:p>
     <w:p>
       <w:r>
-        <w:t>4. Заявка команды должна быть заполнена и отправлена не позднее 30.07.2026 включительно.</w:t>
+        <w:t>4. Заявка команды должна быть заполнена и отправлена не позднее 15.08.2026 включительно.</w:t>
       </w:r>
     </w:p>
     <w:p>
@@ -513,7 +513,7 @@
     </w:p>
     <w:p>
       <w:pPr>
-        <w:pStyle w:val="Heading2"/>
+        <w:pStyle w:val="2"/>
         <w:keepNext/>
         <w:rPr>
           <w:bCs w:val="0"/>
@@ -579,7 +579,7 @@
     </w:p>
     <w:p>
       <w:r>
-        <w:t>7) порядок кинонаград, на которые команда рассчитывает, из числа Impact award, Visual award, Tech award. (Например: 1) Tech award. 2) Impact award. 3) Visual award).</w:t>
+        <w:t>7) порядок кинонаград, на которые команда рассчитывает, из числа Impact award, Tech award. (Например: 1) Tech award. 2) Impact award).</w:t>
       </w:r>
     </w:p>
     <w:p>
@@ -653,7 +653,7 @@
     </w:p>
     <w:p>
       <w:pPr>
-        <w:pStyle w:val="Heading2"/>
+        <w:pStyle w:val="2"/>
         <w:keepNext/>
         <w:rPr>
           <w:bCs w:val="0"/>
@@ -712,7 +712,7 @@
     </w:p>
     <w:p>
       <w:pPr>
-        <w:pStyle w:val="Heading2"/>
+        <w:pStyle w:val="2"/>
         <w:keepNext/>
         <w:rPr>
           <w:bCs w:val="0"/>
@@ -851,7 +851,7 @@
     </w:p>
     <w:p>
       <w:pPr>
-        <w:pStyle w:val="Heading2"/>
+        <w:pStyle w:val="2"/>
         <w:keepNext/>
         <w:rPr>
           <w:bCs w:val="0"/>
@@ -992,7 +992,7 @@
     </w:p>
     <w:p>
       <w:pPr>
-        <w:pStyle w:val="Heading2"/>
+        <w:pStyle w:val="2"/>
         <w:keepNext/>
         <w:rPr>
           <w:bCs w:val="0"/>
@@ -1020,18 +1020,35 @@
       </w:r>
     </w:p>
     <w:p>
-      <w:r>
-        <w:t>2) Visual award;</w:t>
-      </w:r>
-    </w:p>
-    <w:p>
-      <w:r>
-        <w:t>3) Tech award;</w:t>
-      </w:r>
-    </w:p>
-    <w:p>
-      <w:r>
-        <w:t>4) Glorious award.</w:t>
+      <w:pPr>
+        <w:rPr>
+          <w:lang w:val="en-US"/>
+        </w:rPr>
+      </w:pPr>
+      <w:r>
+        <w:t>2</w:t>
+      </w:r>
+      <w:r>
+        <w:rPr>
+          <w:lang w:val="en-US"/>
+        </w:rPr>
+        <w:t>) Tech award;</w:t>
+      </w:r>
+    </w:p>
+    <w:p>
+      <w:pPr>
+        <w:rPr>
+          <w:lang w:val="en-US"/>
+        </w:rPr>
+      </w:pPr>
+      <w:r>
+        <w:t>3</w:t>
+      </w:r>
+      <w:r>
+        <w:rPr>
+          <w:lang w:val="en-US"/>
+        </w:rPr>
+        <w:t>) Glorious award.</w:t>
       </w:r>
     </w:p>
     <w:p>
@@ -1041,22 +1058,26 @@
     </w:p>
     <w:p>
       <w:r>
-        <w:t>3. Visual award присуждается работе с наиболее выразительным, цельным и эстетически сильным визуальным решением. Учитываются операторская работа, композиция кадра, свет, цвет, стиль, локации и остальное, что касается визуальной составляющей фильма.</w:t>
-      </w:r>
-    </w:p>
-    <w:p>
-      <w:r>
-        <w:t>4. Tech award присуждается работе, которая демонстрирует наиболее высокий уровень технического исполнения, сложности и изобретательности реализации.</w:t>
-      </w:r>
-    </w:p>
-    <w:p>
-      <w:r>
-        <w:t>5. Glorious award является главным призом Турнира и присуждается работе, которую зрители и жюри оценили как лучшую работу.</w:t>
-      </w:r>
-    </w:p>
-    <w:p>
-      <w:r>
-        <w:t>6. Расчет баллов и составление рейтинга на финале происходит следующим образом:</w:t>
+        <w:t>3</w:t>
+      </w:r>
+      <w:r>
+        <w:t>. Tech award присуждается работе, которая демонстрирует наиболее высокий уровень технического исполнения, сложности и изобретательности реализации.</w:t>
+      </w:r>
+    </w:p>
+    <w:p>
+      <w:r>
+        <w:t>4</w:t>
+      </w:r>
+      <w:r>
+        <w:t>. Glorious award является главным призом Турнира и присуждается работе, которую зрители и жюри оценили как лучшую работу.</w:t>
+      </w:r>
+    </w:p>
+    <w:p>
+      <w:r>
+        <w:t>5</w:t>
+      </w:r>
+      <w:r>
+        <w:t>. Расчет баллов и составление рейтинга на финале происходит следующим образом:</w:t>
       </w:r>
     </w:p>
     <w:p>
@@ -1075,111 +1096,148 @@
     <w:p>
       <w:pPr>
         <w:ind w:left="2880" w:firstLine="0"/>
-      </w:pPr>
-      <w:r>
-        <w:t xml:space="preserve">      Пример для </w:t>
-      </w:r>
-      <w:proofErr w:type="spellStart"/>
-      <w:r>
-        <w:t>Impact</w:t>
-      </w:r>
-      <w:proofErr w:type="spellEnd"/>
-      <w:r>
+        <w:rPr>
+          <w:lang w:val="en-US"/>
+        </w:rPr>
+      </w:pPr>
+      <w:r>
+        <w:t xml:space="preserve">      Пример</w:t>
+      </w:r>
+      <w:r>
+        <w:rPr>
+          <w:lang w:val="en-US"/>
+        </w:rPr>
         <w:t xml:space="preserve"> </w:t>
       </w:r>
-      <w:proofErr w:type="spellStart"/>
-      <w:r>
-        <w:t>award</w:t>
-      </w:r>
-      <w:proofErr w:type="spellEnd"/>
-      <w:r>
-        <w:t>:</w:t>
+      <w:r>
+        <w:t>для</w:t>
+      </w:r>
+      <w:r>
+        <w:rPr>
+          <w:lang w:val="en-US"/>
+        </w:rPr>
+        <w:t xml:space="preserve"> Impact award:</w:t>
       </w:r>
     </w:p>
     <w:p>
       <w:pPr>
         <w:ind w:firstLine="0"/>
         <w:jc w:val="center"/>
-      </w:pPr>
-      <w:proofErr w:type="spellStart"/>
-      <w:r>
-        <w:t>Impact</w:t>
-      </w:r>
-      <w:proofErr w:type="spellEnd"/>
-      <w:r>
-        <w:t>*2+Visual*0.5+</w:t>
-      </w:r>
-      <w:proofErr w:type="spellStart"/>
-      <w:r>
-        <w:t>Tech</w:t>
-      </w:r>
-      <w:proofErr w:type="spellEnd"/>
-      <w:r>
-        <w:t>*0.5+Режиссура</w:t>
+        <w:rPr>
+          <w:lang w:val="en-US"/>
+        </w:rPr>
+      </w:pPr>
+      <w:r>
+        <w:rPr>
+          <w:lang w:val="en-US"/>
+        </w:rPr>
+        <w:t>Impact*2+Tech*0.5+</w:t>
+      </w:r>
+      <w:r>
+        <w:t>Режиссура</w:t>
       </w:r>
     </w:p>
     <w:p>
       <w:pPr>
         <w:ind w:firstLine="0"/>
         <w:jc w:val="center"/>
-      </w:pPr>
-      <w:r>
-        <w:t>Пример для Visual award:</w:t>
+        <w:rPr>
+          <w:lang w:val="en-US"/>
+        </w:rPr>
+      </w:pPr>
+      <w:r>
+        <w:t>Пример</w:t>
+      </w:r>
+      <w:r>
+        <w:rPr>
+          <w:lang w:val="en-US"/>
+        </w:rPr>
+        <w:t xml:space="preserve"> </w:t>
+      </w:r>
+      <w:r>
+        <w:t>для</w:t>
+      </w:r>
+      <w:r>
+        <w:rPr>
+          <w:lang w:val="en-US"/>
+        </w:rPr>
+        <w:t xml:space="preserve"> Tech award:</w:t>
       </w:r>
     </w:p>
     <w:p>
       <w:pPr>
         <w:ind w:firstLine="0"/>
         <w:jc w:val="center"/>
-      </w:pPr>
-      <w:r>
-        <w:t>Impact*0.5+Visual*2+Tech*0.5+Режиссура</w:t>
+        <w:rPr>
+          <w:lang w:val="en-US"/>
+        </w:rPr>
+      </w:pPr>
+      <w:r>
+        <w:rPr>
+          <w:lang w:val="en-US"/>
+        </w:rPr>
+        <w:t>Impact*0.5+Tech*2+</w:t>
+      </w:r>
+      <w:r>
+        <w:t>Режиссура</w:t>
       </w:r>
     </w:p>
     <w:p>
       <w:pPr>
         <w:ind w:firstLine="0"/>
         <w:jc w:val="center"/>
-      </w:pPr>
-      <w:r>
-        <w:t>Пример для Tech award:</w:t>
+        <w:rPr>
+          <w:lang w:val="en-US"/>
+        </w:rPr>
+      </w:pPr>
+      <w:r>
+        <w:t>Исключением</w:t>
+      </w:r>
+      <w:r>
+        <w:rPr>
+          <w:lang w:val="en-US"/>
+        </w:rPr>
+        <w:t xml:space="preserve"> </w:t>
+      </w:r>
+      <w:r>
+        <w:t>является</w:t>
+      </w:r>
+      <w:r>
+        <w:rPr>
+          <w:lang w:val="en-US"/>
+        </w:rPr>
+        <w:t xml:space="preserve"> Glorious award:</w:t>
       </w:r>
     </w:p>
     <w:p>
       <w:pPr>
         <w:ind w:firstLine="0"/>
         <w:jc w:val="center"/>
-      </w:pPr>
-      <w:r>
-        <w:t>Impact*0.5+Visual*0.5+Tech*2+Режиссура</w:t>
+        <w:rPr>
+          <w:lang w:val="en-US"/>
+        </w:rPr>
+      </w:pPr>
+      <w:r>
+        <w:rPr>
+          <w:lang w:val="en-US"/>
+        </w:rPr>
+        <w:t>Impact+Tech+</w:t>
+      </w:r>
+      <w:r>
+        <w:t>Режиссура</w:t>
       </w:r>
     </w:p>
     <w:p>
       <w:pPr>
         <w:ind w:firstLine="0"/>
-        <w:jc w:val="center"/>
-      </w:pPr>
-      <w:r>
-        <w:t>Исключением является Glorious award:</w:t>
-      </w:r>
-    </w:p>
-    <w:p>
-      <w:pPr>
-        <w:ind w:firstLine="0"/>
-        <w:jc w:val="center"/>
-      </w:pPr>
-      <w:r>
-        <w:t>Impact+Visual+Tech+Режиссура</w:t>
-      </w:r>
-    </w:p>
-    <w:p>
-      <w:pPr>
-        <w:ind w:firstLine="0"/>
-      </w:pPr>
-    </w:p>
-    <w:p>
-      <w:pPr>
-        <w:pStyle w:val="Heading2"/>
+        <w:rPr>
+          <w:lang w:val="en-US"/>
+        </w:rPr>
+      </w:pPr>
+    </w:p>
+    <w:p>
+      <w:pPr>
+        <w:pStyle w:val="2"/>
         <w:keepNext/>
         <w:rPr>
           <w:bCs w:val="0"/>
@@ -1193,27 +1251,44 @@
           <w:sz w:val="36"/>
           <w:szCs w:val="36"/>
         </w:rPr>
+        <w:t>Статья</w:t>
+      </w:r>
+      <w:r>
+        <w:rPr>
+          <w:bCs w:val="0"/>
+          <w:sz w:val="36"/>
+          <w:szCs w:val="36"/>
+          <w:lang w:val="en-US"/>
+        </w:rPr>
+        <w:t xml:space="preserve"> 13. </w:t>
+      </w:r>
+      <w:r>
+        <w:rPr>
+          <w:bCs w:val="0"/>
+          <w:sz w:val="36"/>
+          <w:szCs w:val="36"/>
+        </w:rPr>
+        <w:t>Нарушения и санкции</w:t>
+      </w:r>
+    </w:p>
+    <w:p>
+      <w:r>
+        <w:t>1. В случае нарушения настоящего Положения Оргкомитет или Жюри применяют меры дисциплинарного воздействия.</w:t>
+      </w:r>
+    </w:p>
+    <w:p>
+      <w:r>
+        <w:t>2. К нарушениям относятся:</w:t>
+      </w:r>
+    </w:p>
+    <w:p>
+      <w:r>
+        <w:t>1) несоблюдение условий участия, сроков подачи заявки или технических требований;</w:t>
+      </w:r>
+    </w:p>
+    <w:p>
+      <w:r>
         <w:lastRenderedPageBreak/>
-        <w:t>Статья 13. Нарушения и санкции</w:t>
-      </w:r>
-    </w:p>
-    <w:p>
-      <w:r>
-        <w:t>1. В случае нарушения настоящего Положения Оргкомитет или Жюри применяют меры дисциплинарного воздействия.</w:t>
-      </w:r>
-    </w:p>
-    <w:p>
-      <w:r>
-        <w:t>2. К нарушениям относятся:</w:t>
-      </w:r>
-    </w:p>
-    <w:p>
-      <w:r>
-        <w:t>1) несоблюдение условий участия, сроков подачи заявки или технических требований;</w:t>
-      </w:r>
-    </w:p>
-    <w:p>
-      <w:r>
         <w:t>2) предоставление недостоверной информации о команде, авторах фильма или использованных материалах;</w:t>
       </w:r>
     </w:p>
@@ -1309,7 +1384,7 @@
     </w:p>
     <w:p>
       <w:pPr>
-        <w:pStyle w:val="Heading2"/>
+        <w:pStyle w:val="2"/>
         <w:keepNext/>
         <w:rPr>
           <w:bCs w:val="0"/>
@@ -1338,7 +1413,6 @@
     </w:p>
     <w:p>
       <w:r>
-        <w:lastRenderedPageBreak/>
         <w:t>3. В случае возникновения неурегулированных ситуаций Оргкомитет принимает решение в соответствии с принципами, установленными настоящим Положением.</w:t>
       </w:r>
     </w:p>
@@ -1379,13 +1453,8 @@
               <w:ind w:firstLine="0"/>
               <w:jc w:val="left"/>
             </w:pPr>
-            <w:proofErr w:type="spellStart"/>
-            <w:r>
-              <w:t>Сопредседатель</w:t>
-            </w:r>
-            <w:proofErr w:type="spellEnd"/>
-            <w:r>
-              <w:t xml:space="preserve"> Оргкомитета</w:t>
+            <w:r>
+              <w:t>Сопредседатель Оргкомитета</w:t>
             </w:r>
           </w:p>
         </w:tc>
@@ -1700,7 +1769,7 @@
     </w:p>
     <w:p>
       <w:pPr>
-        <w:pStyle w:val="Heading1"/>
+        <w:pStyle w:val="1"/>
         <w:keepNext/>
       </w:pPr>
       <w:r>
@@ -1714,7 +1783,7 @@
     <w:p/>
     <w:tbl>
       <w:tblPr>
-        <w:tblStyle w:val="TableGrid"/>
+        <w:tblStyle w:val="ab"/>
         <w:tblW w:w="5000" w:type="pct"/>
         <w:jc w:val="center"/>
         <w:tblLayout w:type="fixed"/>
@@ -1739,7 +1808,7 @@
         </w:trPr>
         <w:tc>
           <w:tcPr>
-            <w:tcW w:w="2835" w:type="dxa"/>
+            <w:tcW w:w="2866" w:type="dxa"/>
             <w:shd w:val="clear" w:color="auto" w:fill="D9D9D9"/>
           </w:tcPr>
           <w:p>
@@ -1757,7 +1826,7 @@
         </w:tc>
         <w:tc>
           <w:tcPr>
-            <w:tcW w:w="1020" w:type="dxa"/>
+            <w:tcW w:w="1031" w:type="dxa"/>
             <w:shd w:val="clear" w:color="auto" w:fill="D9D9D9"/>
           </w:tcPr>
           <w:p>
@@ -1775,7 +1844,7 @@
         </w:tc>
         <w:tc>
           <w:tcPr>
-            <w:tcW w:w="5783" w:type="dxa"/>
+            <w:tcW w:w="5845" w:type="dxa"/>
             <w:shd w:val="clear" w:color="auto" w:fill="D9D9D9"/>
           </w:tcPr>
           <w:p>
@@ -1799,7 +1868,7 @@
         </w:trPr>
         <w:tc>
           <w:tcPr>
-            <w:tcW w:w="2835" w:type="dxa"/>
+            <w:tcW w:w="2866" w:type="dxa"/>
           </w:tcPr>
           <w:p>
             <w:pPr>
@@ -1823,7 +1892,7 @@
         </w:tc>
         <w:tc>
           <w:tcPr>
-            <w:tcW w:w="1020" w:type="dxa"/>
+            <w:tcW w:w="1031" w:type="dxa"/>
           </w:tcPr>
           <w:p>
             <w:pPr>
@@ -1839,7 +1908,7 @@
         </w:tc>
         <w:tc>
           <w:tcPr>
-            <w:tcW w:w="5783" w:type="dxa"/>
+            <w:tcW w:w="5845" w:type="dxa"/>
           </w:tcPr>
           <w:p>
             <w:r>
@@ -1874,7 +1943,7 @@
         </w:trPr>
         <w:tc>
           <w:tcPr>
-            <w:tcW w:w="2835" w:type="dxa"/>
+            <w:tcW w:w="2866" w:type="dxa"/>
           </w:tcPr>
           <w:p>
             <w:pPr>
@@ -1898,7 +1967,7 @@
         </w:tc>
         <w:tc>
           <w:tcPr>
-            <w:tcW w:w="1020" w:type="dxa"/>
+            <w:tcW w:w="1031" w:type="dxa"/>
           </w:tcPr>
           <w:p>
             <w:pPr>
@@ -1914,7 +1983,7 @@
         </w:tc>
         <w:tc>
           <w:tcPr>
-            <w:tcW w:w="5783" w:type="dxa"/>
+            <w:tcW w:w="5845" w:type="dxa"/>
           </w:tcPr>
           <w:p>
             <w:r>
@@ -1949,7 +2018,7 @@
         </w:trPr>
         <w:tc>
           <w:tcPr>
-            <w:tcW w:w="2835" w:type="dxa"/>
+            <w:tcW w:w="2866" w:type="dxa"/>
           </w:tcPr>
           <w:p>
             <w:pPr>
@@ -1973,7 +2042,7 @@
         </w:tc>
         <w:tc>
           <w:tcPr>
-            <w:tcW w:w="1020" w:type="dxa"/>
+            <w:tcW w:w="1031" w:type="dxa"/>
           </w:tcPr>
           <w:p>
             <w:pPr>
@@ -1989,7 +2058,7 @@
         </w:tc>
         <w:tc>
           <w:tcPr>
-            <w:tcW w:w="5783" w:type="dxa"/>
+            <w:tcW w:w="5845" w:type="dxa"/>
           </w:tcPr>
           <w:p>
             <w:r>
@@ -2024,7 +2093,7 @@
         </w:trPr>
         <w:tc>
           <w:tcPr>
-            <w:tcW w:w="2835" w:type="dxa"/>
+            <w:tcW w:w="2866" w:type="dxa"/>
           </w:tcPr>
           <w:p>
             <w:pPr>
@@ -2048,7 +2117,7 @@
         </w:tc>
         <w:tc>
           <w:tcPr>
-            <w:tcW w:w="1020" w:type="dxa"/>
+            <w:tcW w:w="1031" w:type="dxa"/>
           </w:tcPr>
           <w:p>
             <w:pPr>
@@ -2064,7 +2133,7 @@
         </w:tc>
         <w:tc>
           <w:tcPr>
-            <w:tcW w:w="5783" w:type="dxa"/>
+            <w:tcW w:w="5845" w:type="dxa"/>
           </w:tcPr>
           <w:p>
             <w:r>
@@ -2099,7 +2168,7 @@
         </w:trPr>
         <w:tc>
           <w:tcPr>
-            <w:tcW w:w="2835" w:type="dxa"/>
+            <w:tcW w:w="2866" w:type="dxa"/>
           </w:tcPr>
           <w:p>
             <w:pPr>
@@ -2109,7 +2178,7 @@
               <w:rPr>
                 <w:sz w:val="17"/>
               </w:rPr>
-              <w:t>VISUAL</w:t>
+              <w:t>TECH</w:t>
             </w:r>
           </w:p>
           <w:p>
@@ -2117,13 +2186,19 @@
               <w:rPr>
                 <w:sz w:val="17"/>
               </w:rPr>
-              <w:t>5. Операторская работа и композиция кадра</w:t>
-            </w:r>
-          </w:p>
-        </w:tc>
-        <w:tc>
-          <w:tcPr>
-            <w:tcW w:w="1020" w:type="dxa"/>
+              <w:t>5</w:t>
+            </w:r>
+            <w:r>
+              <w:rPr>
+                <w:sz w:val="17"/>
+              </w:rPr>
+              <w:t>. Техническая сложность и изобретательность</w:t>
+            </w:r>
+          </w:p>
+        </w:tc>
+        <w:tc>
+          <w:tcPr>
+            <w:tcW w:w="1031" w:type="dxa"/>
           </w:tcPr>
           <w:p>
             <w:pPr>
@@ -2139,14 +2214,14 @@
         </w:tc>
         <w:tc>
           <w:tcPr>
-            <w:tcW w:w="5783" w:type="dxa"/>
+            <w:tcW w:w="5845" w:type="dxa"/>
           </w:tcPr>
           <w:p>
             <w:r>
               <w:rPr>
                 <w:sz w:val="17"/>
               </w:rPr>
-              <w:t>0–2 — кадры случайные, композиция слабая, камера мешает восприятию</w:t>
+              <w:t>0–2 — сложных технических решений почти нет или они выполнены неудачно</w:t>
             </w:r>
           </w:p>
           <w:p>
@@ -2154,7 +2229,7 @@
               <w:rPr>
                 <w:sz w:val="17"/>
               </w:rPr>
-              <w:t>3–5 — камера работает понятно, есть удачные кадры, но решение не всегда осмысленное</w:t>
+              <w:t>3–5 — есть интересные попытки, но реализация местами неровная или не до конца продуманная</w:t>
             </w:r>
           </w:p>
           <w:p>
@@ -2162,7 +2237,7 @@
               <w:rPr>
                 <w:sz w:val="17"/>
               </w:rPr>
-              <w:t>6–8 — кадр продуман; камера раскрывает историю, атмосферу и состояние персонажей</w:t>
+              <w:t>6–8 — виден высокий уровень технической изобретательности; фильм вызывает ощущение “как это сняли?”</w:t>
             </w:r>
           </w:p>
         </w:tc>
@@ -2174,7 +2249,7 @@
         </w:trPr>
         <w:tc>
           <w:tcPr>
-            <w:tcW w:w="2835" w:type="dxa"/>
+            <w:tcW w:w="2866" w:type="dxa"/>
           </w:tcPr>
           <w:p>
             <w:pPr>
@@ -2184,7 +2259,7 @@
               <w:rPr>
                 <w:sz w:val="17"/>
               </w:rPr>
-              <w:t>VISUAL</w:t>
+              <w:t>TECH</w:t>
             </w:r>
           </w:p>
           <w:p>
@@ -2192,13 +2267,19 @@
               <w:rPr>
                 <w:sz w:val="17"/>
               </w:rPr>
-              <w:t>6. Свет, цвет и визуальный стиль</w:t>
-            </w:r>
-          </w:p>
-        </w:tc>
-        <w:tc>
-          <w:tcPr>
-            <w:tcW w:w="1020" w:type="dxa"/>
+              <w:t>6</w:t>
+            </w:r>
+            <w:r>
+              <w:rPr>
+                <w:sz w:val="17"/>
+              </w:rPr>
+              <w:t>. Монтаж, ритм и сборка фильма</w:t>
+            </w:r>
+          </w:p>
+        </w:tc>
+        <w:tc>
+          <w:tcPr>
+            <w:tcW w:w="1031" w:type="dxa"/>
           </w:tcPr>
           <w:p>
             <w:pPr>
@@ -2214,14 +2295,14 @@
         </w:tc>
         <w:tc>
           <w:tcPr>
-            <w:tcW w:w="5783" w:type="dxa"/>
+            <w:tcW w:w="5845" w:type="dxa"/>
           </w:tcPr>
           <w:p>
             <w:r>
               <w:rPr>
                 <w:sz w:val="17"/>
               </w:rPr>
-              <w:t>0–2 — свет и цвет случайны или технически мешают просмотру; картинка небрежная</w:t>
+              <w:t>0–2 — монтаж мешает пониманию, фильм затянут или хаотичен</w:t>
             </w:r>
           </w:p>
           <w:p>
@@ -2229,7 +2310,7 @@
               <w:rPr>
                 <w:sz w:val="17"/>
               </w:rPr>
-              <w:t>3–5 — есть попытка создать стиль, но он не всегда выдержан или не полностью работает</w:t>
+              <w:t>3–5 — монтаж в целом работает, но есть провисания, резкие переходы или лишние сцены</w:t>
             </w:r>
           </w:p>
           <w:p>
@@ -2237,7 +2318,7 @@
               <w:rPr>
                 <w:sz w:val="17"/>
               </w:rPr>
-              <w:t>6–8 — свет и цвет создают выразительную атмосферу и делают фильм визуально цельным</w:t>
+              <w:t>6–8 — монтаж точный, ритм удерживает внимание, сцены соединены осмысленно</w:t>
             </w:r>
           </w:p>
         </w:tc>
@@ -2249,7 +2330,7 @@
         </w:trPr>
         <w:tc>
           <w:tcPr>
-            <w:tcW w:w="2835" w:type="dxa"/>
+            <w:tcW w:w="2866" w:type="dxa"/>
           </w:tcPr>
           <w:p>
             <w:pPr>
@@ -2259,7 +2340,7 @@
               <w:rPr>
                 <w:sz w:val="17"/>
               </w:rPr>
-              <w:t>VISUAL</w:t>
+              <w:t>TECH</w:t>
             </w:r>
           </w:p>
           <w:p>
@@ -2267,13 +2348,19 @@
               <w:rPr>
                 <w:sz w:val="17"/>
               </w:rPr>
-              <w:t>7. Художественное оформление: локации, костюмы, реквизит</w:t>
-            </w:r>
-          </w:p>
-        </w:tc>
-        <w:tc>
-          <w:tcPr>
-            <w:tcW w:w="1020" w:type="dxa"/>
+              <w:t>7</w:t>
+            </w:r>
+            <w:r>
+              <w:rPr>
+                <w:sz w:val="17"/>
+              </w:rPr>
+              <w:t>. Звук, музыка и звуковая атмосфера</w:t>
+            </w:r>
+          </w:p>
+        </w:tc>
+        <w:tc>
+          <w:tcPr>
+            <w:tcW w:w="1031" w:type="dxa"/>
           </w:tcPr>
           <w:p>
             <w:pPr>
@@ -2289,14 +2376,14 @@
         </w:tc>
         <w:tc>
           <w:tcPr>
-            <w:tcW w:w="5783" w:type="dxa"/>
+            <w:tcW w:w="5845" w:type="dxa"/>
           </w:tcPr>
           <w:p>
             <w:r>
               <w:rPr>
                 <w:sz w:val="17"/>
               </w:rPr>
-              <w:t>0–2 — пространство фильма случайное; локации, костюмы и реквизит не помогают истории</w:t>
+              <w:t>0–2 — речь плохо слышна, музыка мешает, шумы случайны или неаккуратны</w:t>
             </w:r>
           </w:p>
           <w:p>
@@ -2304,7 +2391,7 @@
               <w:rPr>
                 <w:sz w:val="17"/>
               </w:rPr>
-              <w:t>3–5 — есть удачные детали, но мир фильма не полностью собран</w:t>
+              <w:t>3–5 — звук понятный, но не всегда чистый или выразительный</w:t>
             </w:r>
           </w:p>
           <w:p>
@@ -2312,7 +2399,7 @@
               <w:rPr>
                 <w:sz w:val="17"/>
               </w:rPr>
-              <w:t>6–8 — оформление усиливает атмосферу, характеры и смысл; детали работают осознанно</w:t>
+              <w:t>6–8 — музыка, тишина, шумы и речь создают атмосферу и усиливают эмоцию</w:t>
             </w:r>
           </w:p>
         </w:tc>
@@ -2324,7 +2411,7 @@
         </w:trPr>
         <w:tc>
           <w:tcPr>
-            <w:tcW w:w="2835" w:type="dxa"/>
+            <w:tcW w:w="2866" w:type="dxa"/>
           </w:tcPr>
           <w:p>
             <w:pPr>
@@ -2334,7 +2421,7 @@
               <w:rPr>
                 <w:sz w:val="17"/>
               </w:rPr>
-              <w:t>VISUAL</w:t>
+              <w:t>TECH</w:t>
             </w:r>
           </w:p>
           <w:p>
@@ -2342,13 +2429,19 @@
               <w:rPr>
                 <w:sz w:val="17"/>
               </w:rPr>
-              <w:t>8. Визуальная целостность фильма</w:t>
-            </w:r>
-          </w:p>
-        </w:tc>
-        <w:tc>
-          <w:tcPr>
-            <w:tcW w:w="1020" w:type="dxa"/>
+              <w:t>8</w:t>
+            </w:r>
+            <w:r>
+              <w:rPr>
+                <w:sz w:val="17"/>
+              </w:rPr>
+              <w:t>. Постпродакшн: цветокоррекция, VFX, титры, обработка</w:t>
+            </w:r>
+          </w:p>
+        </w:tc>
+        <w:tc>
+          <w:tcPr>
+            <w:tcW w:w="1031" w:type="dxa"/>
           </w:tcPr>
           <w:p>
             <w:pPr>
@@ -2364,14 +2457,14 @@
         </w:tc>
         <w:tc>
           <w:tcPr>
-            <w:tcW w:w="5783" w:type="dxa"/>
+            <w:tcW w:w="5845" w:type="dxa"/>
           </w:tcPr>
           <w:p>
             <w:r>
               <w:rPr>
                 <w:sz w:val="17"/>
               </w:rPr>
-              <w:t>0–2 — визуальный стиль распадается, сцены выглядят несвязанными</w:t>
+              <w:t>0–2 — постпродакшн слабый или небрежный; есть заметные технические ошибки</w:t>
             </w:r>
           </w:p>
           <w:p>
@@ -2379,7 +2472,7 @@
               <w:rPr>
                 <w:sz w:val="17"/>
               </w:rPr>
-              <w:t>3–4 — общий стиль есть, но отдельные сцены выбиваются или выглядят слабее остальных</w:t>
+              <w:t>3–4 — обработка приемлемая, но не всегда аккуратная или стилистически единая</w:t>
             </w:r>
           </w:p>
           <w:p>
@@ -2387,7 +2480,7 @@
               <w:rPr>
                 <w:sz w:val="17"/>
               </w:rPr>
-              <w:t>5–6 — картинка, цвет, свет и оформление работают в одном направлении</w:t>
+              <w:t>5–6 — финальная обработка выглядит аккуратно, профессионально и усиливает фильм</w:t>
             </w:r>
           </w:p>
         </w:tc>
@@ -2399,7 +2492,7 @@
         </w:trPr>
         <w:tc>
           <w:tcPr>
-            <w:tcW w:w="2835" w:type="dxa"/>
+            <w:tcW w:w="2866" w:type="dxa"/>
           </w:tcPr>
           <w:p>
             <w:pPr>
@@ -2410,21 +2503,28 @@
                 <w:sz w:val="17"/>
               </w:rPr>
               <w:lastRenderedPageBreak/>
-              <w:t>TECH</w:t>
+              <w:t>GENERAL</w:t>
             </w:r>
           </w:p>
           <w:p>
             <w:r>
               <w:rPr>
                 <w:sz w:val="17"/>
-              </w:rPr>
-              <w:t>9. Техническая сложность и изобретательность</w:t>
-            </w:r>
-          </w:p>
-        </w:tc>
-        <w:tc>
-          <w:tcPr>
-            <w:tcW w:w="1020" w:type="dxa"/>
+                <w:lang w:val="en-US"/>
+              </w:rPr>
+              <w:t>9</w:t>
+            </w:r>
+            <w:r>
+              <w:rPr>
+                <w:sz w:val="17"/>
+              </w:rPr>
+              <w:t>. Режиссура и целостность высказывания</w:t>
+            </w:r>
+          </w:p>
+        </w:tc>
+        <w:tc>
+          <w:tcPr>
+            <w:tcW w:w="1031" w:type="dxa"/>
           </w:tcPr>
           <w:p>
             <w:pPr>
@@ -2434,313 +2534,13 @@
               <w:rPr>
                 <w:sz w:val="17"/>
               </w:rPr>
-              <w:t>/8</w:t>
-            </w:r>
-          </w:p>
-        </w:tc>
-        <w:tc>
-          <w:tcPr>
-            <w:tcW w:w="5783" w:type="dxa"/>
-          </w:tcPr>
-          <w:p>
-            <w:r>
-              <w:rPr>
-                <w:sz w:val="17"/>
-              </w:rPr>
-              <w:t>0–2 — сложных технических решений почти нет или они выполнены неудачно</w:t>
-            </w:r>
-          </w:p>
-          <w:p>
-            <w:r>
-              <w:rPr>
-                <w:sz w:val="17"/>
-              </w:rPr>
-              <w:t>3–5 — есть интересные попытки, но реализация местами неровная или не до конца продуманная</w:t>
-            </w:r>
-          </w:p>
-          <w:p>
-            <w:r>
-              <w:rPr>
-                <w:sz w:val="17"/>
-              </w:rPr>
-              <w:t>6–8 — виден высокий уровень технической изобретательности; фильм вызывает ощущение “как это сняли?”</w:t>
-            </w:r>
-          </w:p>
-        </w:tc>
-      </w:tr>
-      <w:tr>
-        <w:trPr>
-          <w:cantSplit/>
-          <w:jc w:val="center"/>
-        </w:trPr>
-        <w:tc>
-          <w:tcPr>
-            <w:tcW w:w="2835" w:type="dxa"/>
-          </w:tcPr>
-          <w:p>
-            <w:pPr>
-              <w:jc w:val="center"/>
-            </w:pPr>
-            <w:r>
-              <w:rPr>
-                <w:sz w:val="17"/>
-              </w:rPr>
-              <w:t>TECH</w:t>
-            </w:r>
-          </w:p>
-          <w:p>
-            <w:r>
-              <w:rPr>
-                <w:sz w:val="17"/>
-              </w:rPr>
-              <w:t>10. Монтаж, ритм и сборка фильма</w:t>
-            </w:r>
-          </w:p>
-        </w:tc>
-        <w:tc>
-          <w:tcPr>
-            <w:tcW w:w="1020" w:type="dxa"/>
-          </w:tcPr>
-          <w:p>
-            <w:pPr>
-              <w:jc w:val="center"/>
-            </w:pPr>
-            <w:r>
-              <w:rPr>
-                <w:sz w:val="17"/>
-              </w:rPr>
-              <w:t>/8</w:t>
-            </w:r>
-          </w:p>
-        </w:tc>
-        <w:tc>
-          <w:tcPr>
-            <w:tcW w:w="5783" w:type="dxa"/>
-          </w:tcPr>
-          <w:p>
-            <w:r>
-              <w:rPr>
-                <w:sz w:val="17"/>
-              </w:rPr>
-              <w:t>0–2 — монтаж мешает пониманию, фильм затянут или хаотичен</w:t>
-            </w:r>
-          </w:p>
-          <w:p>
-            <w:r>
-              <w:rPr>
-                <w:sz w:val="17"/>
-              </w:rPr>
-              <w:t>3–5 — монтаж в целом работает, но есть провисания, резкие переходы или лишние сцены</w:t>
-            </w:r>
-          </w:p>
-          <w:p>
-            <w:r>
-              <w:rPr>
-                <w:sz w:val="17"/>
-              </w:rPr>
-              <w:t>6–8 — монтаж точный, ритм удерживает внимание, сцены соединены осмысленно</w:t>
-            </w:r>
-          </w:p>
-        </w:tc>
-      </w:tr>
-      <w:tr>
-        <w:trPr>
-          <w:cantSplit/>
-          <w:jc w:val="center"/>
-        </w:trPr>
-        <w:tc>
-          <w:tcPr>
-            <w:tcW w:w="2835" w:type="dxa"/>
-          </w:tcPr>
-          <w:p>
-            <w:pPr>
-              <w:jc w:val="center"/>
-            </w:pPr>
-            <w:r>
-              <w:rPr>
-                <w:sz w:val="17"/>
-              </w:rPr>
-              <w:t>TECH</w:t>
-            </w:r>
-          </w:p>
-          <w:p>
-            <w:r>
-              <w:rPr>
-                <w:sz w:val="17"/>
-              </w:rPr>
-              <w:t>11. Звук, музыка и звуковая атмосфера</w:t>
-            </w:r>
-          </w:p>
-        </w:tc>
-        <w:tc>
-          <w:tcPr>
-            <w:tcW w:w="1020" w:type="dxa"/>
-          </w:tcPr>
-          <w:p>
-            <w:pPr>
-              <w:jc w:val="center"/>
-            </w:pPr>
-            <w:r>
-              <w:rPr>
-                <w:sz w:val="17"/>
-              </w:rPr>
-              <w:t>/8</w:t>
-            </w:r>
-          </w:p>
-        </w:tc>
-        <w:tc>
-          <w:tcPr>
-            <w:tcW w:w="5783" w:type="dxa"/>
-          </w:tcPr>
-          <w:p>
-            <w:r>
-              <w:rPr>
-                <w:sz w:val="17"/>
-              </w:rPr>
-              <w:t>0–2 — речь плохо слышна, музыка мешает, шумы случайны или неаккуратны</w:t>
-            </w:r>
-          </w:p>
-          <w:p>
-            <w:r>
-              <w:rPr>
-                <w:sz w:val="17"/>
-              </w:rPr>
-              <w:t>3–5 — звук понятный, но не всегда чистый или выразительный</w:t>
-            </w:r>
-          </w:p>
-          <w:p>
-            <w:r>
-              <w:rPr>
-                <w:sz w:val="17"/>
-              </w:rPr>
-              <w:t>6–8 — музыка, тишина, шумы и речь создают атмосферу и усиливают эмоцию</w:t>
-            </w:r>
-          </w:p>
-        </w:tc>
-      </w:tr>
-      <w:tr>
-        <w:trPr>
-          <w:cantSplit/>
-          <w:jc w:val="center"/>
-        </w:trPr>
-        <w:tc>
-          <w:tcPr>
-            <w:tcW w:w="2835" w:type="dxa"/>
-          </w:tcPr>
-          <w:p>
-            <w:pPr>
-              <w:jc w:val="center"/>
-            </w:pPr>
-            <w:r>
-              <w:rPr>
-                <w:sz w:val="17"/>
-              </w:rPr>
-              <w:t>TECH</w:t>
-            </w:r>
-          </w:p>
-          <w:p>
-            <w:r>
-              <w:rPr>
-                <w:sz w:val="17"/>
-              </w:rPr>
-              <w:t>12. Постпродакшн: цветокоррекция, VFX, титры, обработка</w:t>
-            </w:r>
-          </w:p>
-        </w:tc>
-        <w:tc>
-          <w:tcPr>
-            <w:tcW w:w="1020" w:type="dxa"/>
-          </w:tcPr>
-          <w:p>
-            <w:pPr>
-              <w:jc w:val="center"/>
-            </w:pPr>
-            <w:r>
-              <w:rPr>
-                <w:sz w:val="17"/>
-              </w:rPr>
-              <w:t>/6</w:t>
-            </w:r>
-          </w:p>
-        </w:tc>
-        <w:tc>
-          <w:tcPr>
-            <w:tcW w:w="5783" w:type="dxa"/>
-          </w:tcPr>
-          <w:p>
-            <w:r>
-              <w:rPr>
-                <w:sz w:val="17"/>
-              </w:rPr>
-              <w:t>0–2 — постпродакшн слабый или небрежный; есть заметные технические ошибки</w:t>
-            </w:r>
-          </w:p>
-          <w:p>
-            <w:r>
-              <w:rPr>
-                <w:sz w:val="17"/>
-              </w:rPr>
-              <w:t>3–4 — обработка приемлемая, но не всегда аккуратная или стилистически единая</w:t>
-            </w:r>
-          </w:p>
-          <w:p>
-            <w:r>
-              <w:rPr>
-                <w:sz w:val="17"/>
-              </w:rPr>
-              <w:t>5–6 — финальная обработка выглядит аккуратно, профессионально и усиливает фильм</w:t>
-            </w:r>
-          </w:p>
-        </w:tc>
-      </w:tr>
-      <w:tr>
-        <w:trPr>
-          <w:cantSplit/>
-          <w:jc w:val="center"/>
-        </w:trPr>
-        <w:tc>
-          <w:tcPr>
-            <w:tcW w:w="2835" w:type="dxa"/>
-          </w:tcPr>
-          <w:p>
-            <w:pPr>
-              <w:jc w:val="center"/>
-            </w:pPr>
-            <w:r>
-              <w:rPr>
-                <w:sz w:val="17"/>
-              </w:rPr>
-              <w:t>GENERAL</w:t>
-            </w:r>
-          </w:p>
-          <w:p>
-            <w:r>
-              <w:rPr>
-                <w:sz w:val="17"/>
-              </w:rPr>
-              <w:t>13. Режиссура и целостность высказывания</w:t>
-            </w:r>
-          </w:p>
-        </w:tc>
-        <w:tc>
-          <w:tcPr>
-            <w:tcW w:w="1020" w:type="dxa"/>
-          </w:tcPr>
-          <w:p>
-            <w:pPr>
-              <w:jc w:val="center"/>
-            </w:pPr>
-            <w:r>
-              <w:rPr>
-                <w:sz w:val="17"/>
-              </w:rPr>
               <w:t>/10</w:t>
             </w:r>
           </w:p>
         </w:tc>
         <w:tc>
           <w:tcPr>
-            <w:tcW w:w="5783" w:type="dxa"/>
+            <w:tcW w:w="5845" w:type="dxa"/>
           </w:tcPr>
           <w:p>
             <w:r>
@@ -2814,7 +2614,7 @@
     </w:p>
     <w:p>
       <w:pPr>
-        <w:pStyle w:val="Heading1"/>
+        <w:pStyle w:val="1"/>
         <w:keepNext/>
       </w:pPr>
       <w:r>
@@ -2849,7 +2649,6 @@
         <w:gridCol w:w="1947"/>
         <w:gridCol w:w="1946"/>
         <w:gridCol w:w="1946"/>
-        <w:gridCol w:w="1946"/>
       </w:tblGrid>
       <w:tr>
         <w:trPr>
@@ -2857,7 +2656,7 @@
         </w:trPr>
         <w:tc>
           <w:tcPr>
-            <w:tcW w:w="1950" w:type="dxa"/>
+            <w:tcW w:w="1947" w:type="dxa"/>
             <w:shd w:val="clear" w:color="auto" w:fill="F2F2F2"/>
             <w:vAlign w:val="center"/>
           </w:tcPr>
@@ -2871,7 +2670,7 @@
         </w:tc>
         <w:tc>
           <w:tcPr>
-            <w:tcW w:w="1950" w:type="dxa"/>
+            <w:tcW w:w="1947" w:type="dxa"/>
             <w:shd w:val="clear" w:color="auto" w:fill="F2F2F2"/>
             <w:vAlign w:val="center"/>
           </w:tcPr>
@@ -2892,7 +2691,7 @@
         </w:tc>
         <w:tc>
           <w:tcPr>
-            <w:tcW w:w="1950" w:type="dxa"/>
+            <w:tcW w:w="1946" w:type="dxa"/>
             <w:shd w:val="clear" w:color="auto" w:fill="F2F2F2"/>
             <w:vAlign w:val="center"/>
           </w:tcPr>
@@ -2913,7 +2712,7 @@
         </w:tc>
         <w:tc>
           <w:tcPr>
-            <w:tcW w:w="1950" w:type="dxa"/>
+            <w:tcW w:w="1946" w:type="dxa"/>
             <w:shd w:val="clear" w:color="auto" w:fill="F2F2F2"/>
             <w:vAlign w:val="center"/>
           </w:tcPr>
@@ -2928,13 +2727,18 @@
                 <w:b/>
                 <w:sz w:val="24"/>
               </w:rPr>
-              <w:t>Visual award</w:t>
-            </w:r>
-          </w:p>
-        </w:tc>
-        <w:tc>
-          <w:tcPr>
-            <w:tcW w:w="1950" w:type="dxa"/>
+              <w:t>Tech award</w:t>
+            </w:r>
+          </w:p>
+        </w:tc>
+      </w:tr>
+      <w:tr>
+        <w:trPr>
+          <w:jc w:val="center"/>
+        </w:trPr>
+        <w:tc>
+          <w:tcPr>
+            <w:tcW w:w="1947" w:type="dxa"/>
             <w:shd w:val="clear" w:color="auto" w:fill="F2F2F2"/>
             <w:vAlign w:val="center"/>
           </w:tcPr>
@@ -2949,8 +2753,47 @@
                 <w:b/>
                 <w:sz w:val="24"/>
               </w:rPr>
-              <w:t>Tech award</w:t>
-            </w:r>
+              <w:t>First choice</w:t>
+            </w:r>
+          </w:p>
+        </w:tc>
+        <w:tc>
+          <w:tcPr>
+            <w:tcW w:w="1947" w:type="dxa"/>
+            <w:vAlign w:val="center"/>
+          </w:tcPr>
+          <w:p>
+            <w:pPr>
+              <w:spacing w:line="240" w:lineRule="auto"/>
+              <w:ind w:firstLine="0"/>
+              <w:jc w:val="center"/>
+            </w:pPr>
+          </w:p>
+        </w:tc>
+        <w:tc>
+          <w:tcPr>
+            <w:tcW w:w="1946" w:type="dxa"/>
+            <w:vAlign w:val="center"/>
+          </w:tcPr>
+          <w:p>
+            <w:pPr>
+              <w:spacing w:line="240" w:lineRule="auto"/>
+              <w:ind w:firstLine="0"/>
+              <w:jc w:val="center"/>
+            </w:pPr>
+          </w:p>
+        </w:tc>
+        <w:tc>
+          <w:tcPr>
+            <w:tcW w:w="1946" w:type="dxa"/>
+            <w:vAlign w:val="center"/>
+          </w:tcPr>
+          <w:p>
+            <w:pPr>
+              <w:spacing w:line="240" w:lineRule="auto"/>
+              <w:ind w:firstLine="0"/>
+              <w:jc w:val="center"/>
+            </w:pPr>
           </w:p>
         </w:tc>
       </w:tr>
@@ -2960,7 +2803,7 @@
         </w:trPr>
         <w:tc>
           <w:tcPr>
-            <w:tcW w:w="1950" w:type="dxa"/>
+            <w:tcW w:w="1947" w:type="dxa"/>
             <w:shd w:val="clear" w:color="auto" w:fill="F2F2F2"/>
             <w:vAlign w:val="center"/>
           </w:tcPr>
@@ -2975,13 +2818,13 @@
                 <w:b/>
                 <w:sz w:val="24"/>
               </w:rPr>
-              <w:t>First choice</w:t>
-            </w:r>
-          </w:p>
-        </w:tc>
-        <w:tc>
-          <w:tcPr>
-            <w:tcW w:w="1950" w:type="dxa"/>
+              <w:t>Second choice</w:t>
+            </w:r>
+          </w:p>
+        </w:tc>
+        <w:tc>
+          <w:tcPr>
+            <w:tcW w:w="1947" w:type="dxa"/>
             <w:vAlign w:val="center"/>
           </w:tcPr>
           <w:p>
@@ -2994,7 +2837,7 @@
         </w:tc>
         <w:tc>
           <w:tcPr>
-            <w:tcW w:w="1950" w:type="dxa"/>
+            <w:tcW w:w="1946" w:type="dxa"/>
             <w:vAlign w:val="center"/>
           </w:tcPr>
           <w:p>
@@ -3007,7 +2850,7 @@
         </w:tc>
         <w:tc>
           <w:tcPr>
-            <w:tcW w:w="1950" w:type="dxa"/>
+            <w:tcW w:w="1946" w:type="dxa"/>
             <w:vAlign w:val="center"/>
           </w:tcPr>
           <w:p>
@@ -3018,97 +2861,6 @@
             </w:pPr>
           </w:p>
         </w:tc>
-        <w:tc>
-          <w:tcPr>
-            <w:tcW w:w="1950" w:type="dxa"/>
-            <w:vAlign w:val="center"/>
-          </w:tcPr>
-          <w:p>
-            <w:pPr>
-              <w:spacing w:line="240" w:lineRule="auto"/>
-              <w:ind w:firstLine="0"/>
-              <w:jc w:val="center"/>
-            </w:pPr>
-          </w:p>
-        </w:tc>
-      </w:tr>
-      <w:tr>
-        <w:trPr>
-          <w:jc w:val="center"/>
-        </w:trPr>
-        <w:tc>
-          <w:tcPr>
-            <w:tcW w:w="1950" w:type="dxa"/>
-            <w:shd w:val="clear" w:color="auto" w:fill="F2F2F2"/>
-            <w:vAlign w:val="center"/>
-          </w:tcPr>
-          <w:p>
-            <w:pPr>
-              <w:spacing w:line="240" w:lineRule="auto"/>
-              <w:ind w:firstLine="0"/>
-              <w:jc w:val="center"/>
-            </w:pPr>
-            <w:r>
-              <w:rPr>
-                <w:b/>
-                <w:sz w:val="24"/>
-              </w:rPr>
-              <w:t>Second choice</w:t>
-            </w:r>
-          </w:p>
-        </w:tc>
-        <w:tc>
-          <w:tcPr>
-            <w:tcW w:w="1950" w:type="dxa"/>
-            <w:vAlign w:val="center"/>
-          </w:tcPr>
-          <w:p>
-            <w:pPr>
-              <w:spacing w:line="240" w:lineRule="auto"/>
-              <w:ind w:firstLine="0"/>
-              <w:jc w:val="center"/>
-            </w:pPr>
-          </w:p>
-        </w:tc>
-        <w:tc>
-          <w:tcPr>
-            <w:tcW w:w="1950" w:type="dxa"/>
-            <w:vAlign w:val="center"/>
-          </w:tcPr>
-          <w:p>
-            <w:pPr>
-              <w:spacing w:line="240" w:lineRule="auto"/>
-              <w:ind w:firstLine="0"/>
-              <w:jc w:val="center"/>
-            </w:pPr>
-          </w:p>
-        </w:tc>
-        <w:tc>
-          <w:tcPr>
-            <w:tcW w:w="1950" w:type="dxa"/>
-            <w:vAlign w:val="center"/>
-          </w:tcPr>
-          <w:p>
-            <w:pPr>
-              <w:spacing w:line="240" w:lineRule="auto"/>
-              <w:ind w:firstLine="0"/>
-              <w:jc w:val="center"/>
-            </w:pPr>
-          </w:p>
-        </w:tc>
-        <w:tc>
-          <w:tcPr>
-            <w:tcW w:w="1950" w:type="dxa"/>
-            <w:vAlign w:val="center"/>
-          </w:tcPr>
-          <w:p>
-            <w:pPr>
-              <w:spacing w:line="240" w:lineRule="auto"/>
-              <w:ind w:firstLine="0"/>
-              <w:jc w:val="center"/>
-            </w:pPr>
-          </w:p>
-        </w:tc>
       </w:tr>
     </w:tbl>
     <w:p>
@@ -3132,11 +2884,7 @@
         <w:t>.</w:t>
       </w:r>
     </w:p>
-    <w:p>
-      <w:r>
-        <w:t>Visual award — выберите два самых красивых фильма.</w:t>
-      </w:r>
-    </w:p>
+    <w:p/>
     <w:p>
       <w:r>
         <w:t>Tech award — выберите два фильма, заставивших вас задуматься и поразиться, как это было снять/смонтировано.</w:t>
@@ -3187,7 +2935,7 @@
     </w:p>
     <w:p>
       <w:pPr>
-        <w:pStyle w:val="Heading1"/>
+        <w:pStyle w:val="1"/>
         <w:keepNext/>
       </w:pPr>
       <w:r>
@@ -3868,7 +3616,7 @@
 </file>
 
 <file path=word/endnotes.xml><?xml version="1.0" encoding="utf-8"?>
-<w:endnotes xmlns:wpc="http://schemas.microsoft.com/office/word/2010/wordprocessingCanvas" xmlns:cx="http://schemas.microsoft.com/office/drawing/2014/chartex" xmlns:cx1="http://schemas.microsoft.com/office/drawing/2015/9/8/chartex" xmlns:cx2="http://schemas.microsoft.com/office/drawing/2015/10/21/chartex" xmlns:cx3="http://schemas.microsoft.com/office/drawing/2016/5/9/chartex" xmlns:cx4="http://schemas.microsoft.com/office/drawing/2016/5/10/chartex" xmlns:cx5="http://schemas.microsoft.com/office/drawing/2016/5/11/chartex" xmlns:cx6="http://schemas.microsoft.com/office/drawing/2016/5/12/chartex" xmlns:cx7="http://schemas.microsoft.com/office/drawing/2016/5/13/chartex" xmlns:cx8="http://schemas.microsoft.com/office/drawing/2016/5/14/chartex" xmlns:mc="http://schemas.openxmlformats.org/markup-compatibility/2006" xmlns:aink="http://schemas.microsoft.com/office/drawing/2016/ink" xmlns:am3d="http://schemas.microsoft.com/office/drawing/2017/model3d" xmlns:o="urn:schemas-microsoft-com:office:office" xmlns:oel="http://schemas.microsoft.com/office/2019/extlst" xmlns:r="http://schemas.openxmlformats.org/officeDocument/2006/relationships" xmlns:m="http://schemas.openxmlformats.org/officeDocument/2006/math" xmlns:v="urn:schemas-microsoft-com:vml" xmlns:wp14="http://schemas.microsoft.com/office/word/2010/wordprocessingDrawing" xmlns:wp="http://schemas.openxmlformats.org/drawingml/2006/wordprocessingDrawing" xmlns:w10="urn:schemas-microsoft-com:office:word" xmlns:w="http://schemas.openxmlformats.org/wordprocessingml/2006/main" xmlns:w14="http://schemas.microsoft.com/office/word/2010/wordml" xmlns:w15="http://schemas.microsoft.com/office/word/2012/wordml" xmlns:w16cex="http://schemas.microsoft.com/office/word/2018/wordml/cex" xmlns:w16cid="http://schemas.microsoft.com/office/word/2016/wordml/cid" xmlns:w16="http://schemas.microsoft.com/office/word/2018/wordml" xmlns:w16du="http://schemas.microsoft.com/office/word/2023/wordml/word16du" xmlns:w16sdtdh="http://schemas.microsoft.com/office/word/2020/wordml/sdtdatahash" xmlns:w16sdtfl="http://schemas.microsoft.com/office/word/2024/wordml/sdtformatlock" xmlns:w16se="http://schemas.microsoft.com/office/word/2015/wordml/symex" xmlns:wpg="http://schemas.microsoft.com/office/word/2010/wordprocessingGroup" xmlns:wpi="http://schemas.microsoft.com/office/word/2010/wordprocessingInk" xmlns:wne="http://schemas.microsoft.com/office/word/2006/wordml" xmlns:wps="http://schemas.microsoft.com/office/word/2010/wordprocessingShape" mc:Ignorable="w14 w15 w16se w16cid w16 w16cex w16sdtdh w16sdtfl w16du wp14">
+<w:endnotes xmlns:wpc="http://schemas.microsoft.com/office/word/2010/wordprocessingCanvas" xmlns:cx="http://schemas.microsoft.com/office/drawing/2014/chartex" xmlns:cx1="http://schemas.microsoft.com/office/drawing/2015/9/8/chartex" xmlns:cx2="http://schemas.microsoft.com/office/drawing/2015/10/21/chartex" xmlns:cx3="http://schemas.microsoft.com/office/drawing/2016/5/9/chartex" xmlns:cx4="http://schemas.microsoft.com/office/drawing/2016/5/10/chartex" xmlns:cx5="http://schemas.microsoft.com/office/drawing/2016/5/11/chartex" xmlns:cx6="http://schemas.microsoft.com/office/drawing/2016/5/12/chartex" xmlns:cx7="http://schemas.microsoft.com/office/drawing/2016/5/13/chartex" xmlns:cx8="http://schemas.microsoft.com/office/drawing/2016/5/14/chartex" xmlns:mc="http://schemas.openxmlformats.org/markup-compatibility/2006" xmlns:aink="http://schemas.microsoft.com/office/drawing/2016/ink" xmlns:am3d="http://schemas.microsoft.com/office/drawing/2017/model3d" xmlns:o="urn:schemas-microsoft-com:office:office" xmlns:r="http://schemas.openxmlformats.org/officeDocument/2006/relationships" xmlns:m="http://schemas.openxmlformats.org/officeDocument/2006/math" xmlns:v="urn:schemas-microsoft-com:vml" xmlns:wp14="http://schemas.microsoft.com/office/word/2010/wordprocessingDrawing" xmlns:wp="http://schemas.openxmlformats.org/drawingml/2006/wordprocessingDrawing" xmlns:w10="urn:schemas-microsoft-com:office:word" xmlns:w="http://schemas.openxmlformats.org/wordprocessingml/2006/main" xmlns:w14="http://schemas.microsoft.com/office/word/2010/wordml" xmlns:w15="http://schemas.microsoft.com/office/word/2012/wordml" xmlns:w16cex="http://schemas.microsoft.com/office/word/2018/wordml/cex" xmlns:w16cid="http://schemas.microsoft.com/office/word/2016/wordml/cid" xmlns:w16="http://schemas.microsoft.com/office/word/2018/wordml" xmlns:w16sdtdh="http://schemas.microsoft.com/office/word/2020/wordml/sdtdatahash" xmlns:w16se="http://schemas.microsoft.com/office/word/2015/wordml/symex" xmlns:wpg="http://schemas.microsoft.com/office/word/2010/wordprocessingGroup" xmlns:wpi="http://schemas.microsoft.com/office/word/2010/wordprocessingInk" xmlns:wne="http://schemas.microsoft.com/office/word/2006/wordml" xmlns:wps="http://schemas.microsoft.com/office/word/2010/wordprocessingShape" mc:Ignorable="w14 w15 w16se w16cid w16 w16cex w16sdtdh wp14">
   <w:endnote w:type="separator" w:id="-1">
     <w:p>
       <w:pPr>
@@ -3893,10 +3641,10 @@
 </file>
 
 <file path=word/footer1.xml><?xml version="1.0" encoding="utf-8"?>
-<w:ftr xmlns:wpc="http://schemas.microsoft.com/office/word/2010/wordprocessingCanvas" xmlns:cx="http://schemas.microsoft.com/office/drawing/2014/chartex" xmlns:cx1="http://schemas.microsoft.com/office/drawing/2015/9/8/chartex" xmlns:cx2="http://schemas.microsoft.com/office/drawing/2015/10/21/chartex" xmlns:cx3="http://schemas.microsoft.com/office/drawing/2016/5/9/chartex" xmlns:cx4="http://schemas.microsoft.com/office/drawing/2016/5/10/chartex" xmlns:cx5="http://schemas.microsoft.com/office/drawing/2016/5/11/chartex" xmlns:cx6="http://schemas.microsoft.com/office/drawing/2016/5/12/chartex" xmlns:cx7="http://schemas.microsoft.com/office/drawing/2016/5/13/chartex" xmlns:cx8="http://schemas.microsoft.com/office/drawing/2016/5/14/chartex" xmlns:mc="http://schemas.openxmlformats.org/markup-compatibility/2006" xmlns:aink="http://schemas.microsoft.com/office/drawing/2016/ink" xmlns:am3d="http://schemas.microsoft.com/office/drawing/2017/model3d" xmlns:o="urn:schemas-microsoft-com:office:office" xmlns:oel="http://schemas.microsoft.com/office/2019/extlst" xmlns:r="http://schemas.openxmlformats.org/officeDocument/2006/relationships" xmlns:m="http://schemas.openxmlformats.org/officeDocument/2006/math" xmlns:v="urn:schemas-microsoft-com:vml" xmlns:wp14="http://schemas.microsoft.com/office/word/2010/wordprocessingDrawing" xmlns:wp="http://schemas.openxmlformats.org/drawingml/2006/wordprocessingDrawing" xmlns:w10="urn:schemas-microsoft-com:office:word" xmlns:w="http://schemas.openxmlformats.org/wordprocessingml/2006/main" xmlns:w14="http://schemas.microsoft.com/office/word/2010/wordml" xmlns:w15="http://schemas.microsoft.com/office/word/2012/wordml" xmlns:w16cex="http://schemas.microsoft.com/office/word/2018/wordml/cex" xmlns:w16cid="http://schemas.microsoft.com/office/word/2016/wordml/cid" xmlns:w16="http://schemas.microsoft.com/office/word/2018/wordml" xmlns:w16du="http://schemas.microsoft.com/office/word/2023/wordml/word16du" xmlns:w16sdtdh="http://schemas.microsoft.com/office/word/2020/wordml/sdtdatahash" xmlns:w16sdtfl="http://schemas.microsoft.com/office/word/2024/wordml/sdtformatlock" xmlns:w16se="http://schemas.microsoft.com/office/word/2015/wordml/symex" xmlns:wpg="http://schemas.microsoft.com/office/word/2010/wordprocessingGroup" xmlns:wpi="http://schemas.microsoft.com/office/word/2010/wordprocessingInk" xmlns:wne="http://schemas.microsoft.com/office/word/2006/wordml" xmlns:wps="http://schemas.microsoft.com/office/word/2010/wordprocessingShape" mc:Ignorable="w14 w15 w16se w16cid w16 w16cex w16sdtdh w16sdtfl w16du wp14">
+<w:ftr xmlns:wpc="http://schemas.microsoft.com/office/word/2010/wordprocessingCanvas" xmlns:cx="http://schemas.microsoft.com/office/drawing/2014/chartex" xmlns:cx1="http://schemas.microsoft.com/office/drawing/2015/9/8/chartex" xmlns:cx2="http://schemas.microsoft.com/office/drawing/2015/10/21/chartex" xmlns:cx3="http://schemas.microsoft.com/office/drawing/2016/5/9/chartex" xmlns:cx4="http://schemas.microsoft.com/office/drawing/2016/5/10/chartex" xmlns:cx5="http://schemas.microsoft.com/office/drawing/2016/5/11/chartex" xmlns:cx6="http://schemas.microsoft.com/office/drawing/2016/5/12/chartex" xmlns:cx7="http://schemas.microsoft.com/office/drawing/2016/5/13/chartex" xmlns:cx8="http://schemas.microsoft.com/office/drawing/2016/5/14/chartex" xmlns:mc="http://schemas.openxmlformats.org/markup-compatibility/2006" xmlns:aink="http://schemas.microsoft.com/office/drawing/2016/ink" xmlns:am3d="http://schemas.microsoft.com/office/drawing/2017/model3d" xmlns:o="urn:schemas-microsoft-com:office:office" xmlns:r="http://schemas.openxmlformats.org/officeDocument/2006/relationships" xmlns:m="http://schemas.openxmlformats.org/officeDocument/2006/math" xmlns:v="urn:schemas-microsoft-com:vml" xmlns:wp14="http://schemas.microsoft.com/office/word/2010/wordprocessingDrawing" xmlns:wp="http://schemas.openxmlformats.org/drawingml/2006/wordprocessingDrawing" xmlns:w10="urn:schemas-microsoft-com:office:word" xmlns:w="http://schemas.openxmlformats.org/wordprocessingml/2006/main" xmlns:w14="http://schemas.microsoft.com/office/word/2010/wordml" xmlns:w15="http://schemas.microsoft.com/office/word/2012/wordml" xmlns:w16cex="http://schemas.microsoft.com/office/word/2018/wordml/cex" xmlns:w16cid="http://schemas.microsoft.com/office/word/2016/wordml/cid" xmlns:w16="http://schemas.microsoft.com/office/word/2018/wordml" xmlns:w16sdtdh="http://schemas.microsoft.com/office/word/2020/wordml/sdtdatahash" xmlns:w16se="http://schemas.microsoft.com/office/word/2015/wordml/symex" xmlns:wpg="http://schemas.microsoft.com/office/word/2010/wordprocessingGroup" xmlns:wpi="http://schemas.microsoft.com/office/word/2010/wordprocessingInk" xmlns:wne="http://schemas.microsoft.com/office/word/2006/wordml" xmlns:wps="http://schemas.microsoft.com/office/word/2010/wordprocessingShape" mc:Ignorable="w14 w15 w16se w16cid w16 w16cex w16sdtdh wp14">
   <w:p>
     <w:pPr>
-      <w:pStyle w:val="Footer"/>
+      <w:pStyle w:val="a8"/>
       <w:ind w:firstLine="0"/>
       <w:jc w:val="center"/>
       <w:rPr>
@@ -3918,7 +3666,7 @@
 </file>
 
 <file path=word/footnotes.xml><?xml version="1.0" encoding="utf-8"?>
-<w:footnotes xmlns:wpc="http://schemas.microsoft.com/office/word/2010/wordprocessingCanvas" xmlns:cx="http://schemas.microsoft.com/office/drawing/2014/chartex" xmlns:cx1="http://schemas.microsoft.com/office/drawing/2015/9/8/chartex" xmlns:cx2="http://schemas.microsoft.com/office/drawing/2015/10/21/chartex" xmlns:cx3="http://schemas.microsoft.com/office/drawing/2016/5/9/chartex" xmlns:cx4="http://schemas.microsoft.com/office/drawing/2016/5/10/chartex" xmlns:cx5="http://schemas.microsoft.com/office/drawing/2016/5/11/chartex" xmlns:cx6="http://schemas.microsoft.com/office/drawing/2016/5/12/chartex" xmlns:cx7="http://schemas.microsoft.com/office/drawing/2016/5/13/chartex" xmlns:cx8="http://schemas.microsoft.com/office/drawing/2016/5/14/chartex" xmlns:mc="http://schemas.openxmlformats.org/markup-compatibility/2006" xmlns:aink="http://schemas.microsoft.com/office/drawing/2016/ink" xmlns:am3d="http://schemas.microsoft.com/office/drawing/2017/model3d" xmlns:o="urn:schemas-microsoft-com:office:office" xmlns:oel="http://schemas.microsoft.com/office/2019/extlst" xmlns:r="http://schemas.openxmlformats.org/officeDocument/2006/relationships" xmlns:m="http://schemas.openxmlformats.org/officeDocument/2006/math" xmlns:v="urn:schemas-microsoft-com:vml" xmlns:wp14="http://schemas.microsoft.com/office/word/2010/wordprocessingDrawing" xmlns:wp="http://schemas.openxmlformats.org/drawingml/2006/wordprocessingDrawing" xmlns:w10="urn:schemas-microsoft-com:office:word" xmlns:w="http://schemas.openxmlformats.org/wordprocessingml/2006/main" xmlns:w14="http://schemas.microsoft.com/office/word/2010/wordml" xmlns:w15="http://schemas.microsoft.com/office/word/2012/wordml" xmlns:w16cex="http://schemas.microsoft.com/office/word/2018/wordml/cex" xmlns:w16cid="http://schemas.microsoft.com/office/word/2016/wordml/cid" xmlns:w16="http://schemas.microsoft.com/office/word/2018/wordml" xmlns:w16du="http://schemas.microsoft.com/office/word/2023/wordml/word16du" xmlns:w16sdtdh="http://schemas.microsoft.com/office/word/2020/wordml/sdtdatahash" xmlns:w16sdtfl="http://schemas.microsoft.com/office/word/2024/wordml/sdtformatlock" xmlns:w16se="http://schemas.microsoft.com/office/word/2015/wordml/symex" xmlns:wpg="http://schemas.microsoft.com/office/word/2010/wordprocessingGroup" xmlns:wpi="http://schemas.microsoft.com/office/word/2010/wordprocessingInk" xmlns:wne="http://schemas.microsoft.com/office/word/2006/wordml" xmlns:wps="http://schemas.microsoft.com/office/word/2010/wordprocessingShape" mc:Ignorable="w14 w15 w16se w16cid w16 w16cex w16sdtdh w16sdtfl w16du wp14">
+<w:footnotes xmlns:wpc="http://schemas.microsoft.com/office/word/2010/wordprocessingCanvas" xmlns:cx="http://schemas.microsoft.com/office/drawing/2014/chartex" xmlns:cx1="http://schemas.microsoft.com/office/drawing/2015/9/8/chartex" xmlns:cx2="http://schemas.microsoft.com/office/drawing/2015/10/21/chartex" xmlns:cx3="http://schemas.microsoft.com/office/drawing/2016/5/9/chartex" xmlns:cx4="http://schemas.microsoft.com/office/drawing/2016/5/10/chartex" xmlns:cx5="http://schemas.microsoft.com/office/drawing/2016/5/11/chartex" xmlns:cx6="http://schemas.microsoft.com/office/drawing/2016/5/12/chartex" xmlns:cx7="http://schemas.microsoft.com/office/drawing/2016/5/13/chartex" xmlns:cx8="http://schemas.microsoft.com/office/drawing/2016/5/14/chartex" xmlns:mc="http://schemas.openxmlformats.org/markup-compatibility/2006" xmlns:aink="http://schemas.microsoft.com/office/drawing/2016/ink" xmlns:am3d="http://schemas.microsoft.com/office/drawing/2017/model3d" xmlns:o="urn:schemas-microsoft-com:office:office" xmlns:r="http://schemas.openxmlformats.org/officeDocument/2006/relationships" xmlns:m="http://schemas.openxmlformats.org/officeDocument/2006/math" xmlns:v="urn:schemas-microsoft-com:vml" xmlns:wp14="http://schemas.microsoft.com/office/word/2010/wordprocessingDrawing" xmlns:wp="http://schemas.openxmlformats.org/drawingml/2006/wordprocessingDrawing" xmlns:w10="urn:schemas-microsoft-com:office:word" xmlns:w="http://schemas.openxmlformats.org/wordprocessingml/2006/main" xmlns:w14="http://schemas.microsoft.com/office/word/2010/wordml" xmlns:w15="http://schemas.microsoft.com/office/word/2012/wordml" xmlns:w16cex="http://schemas.microsoft.com/office/word/2018/wordml/cex" xmlns:w16cid="http://schemas.microsoft.com/office/word/2016/wordml/cid" xmlns:w16="http://schemas.microsoft.com/office/word/2018/wordml" xmlns:w16sdtdh="http://schemas.microsoft.com/office/word/2020/wordml/sdtdatahash" xmlns:w16se="http://schemas.microsoft.com/office/word/2015/wordml/symex" xmlns:wpg="http://schemas.microsoft.com/office/word/2010/wordprocessingGroup" xmlns:wpi="http://schemas.microsoft.com/office/word/2010/wordprocessingInk" xmlns:wne="http://schemas.microsoft.com/office/word/2006/wordml" xmlns:wps="http://schemas.microsoft.com/office/word/2010/wordprocessingShape" mc:Ignorable="w14 w15 w16se w16cid w16 w16cex w16sdtdh wp14">
   <w:footnote w:type="separator" w:id="-1">
     <w:p>
       <w:pPr>
@@ -3943,7 +3691,7 @@
 </file>
 
 <file path=word/numbering.xml><?xml version="1.0" encoding="utf-8"?>
-<w:numbering xmlns:wpc="http://schemas.microsoft.com/office/word/2010/wordprocessingCanvas" xmlns:cx="http://schemas.microsoft.com/office/drawing/2014/chartex" xmlns:cx1="http://schemas.microsoft.com/office/drawing/2015/9/8/chartex" xmlns:cx2="http://schemas.microsoft.com/office/drawing/2015/10/21/chartex" xmlns:cx3="http://schemas.microsoft.com/office/drawing/2016/5/9/chartex" xmlns:cx4="http://schemas.microsoft.com/office/drawing/2016/5/10/chartex" xmlns:cx5="http://schemas.microsoft.com/office/drawing/2016/5/11/chartex" xmlns:cx6="http://schemas.microsoft.com/office/drawing/2016/5/12/chartex" xmlns:cx7="http://schemas.microsoft.com/office/drawing/2016/5/13/chartex" xmlns:cx8="http://schemas.microsoft.com/office/drawing/2016/5/14/chartex" xmlns:mc="http://schemas.openxmlformats.org/markup-compatibility/2006" xmlns:aink="http://schemas.microsoft.com/office/drawing/2016/ink" xmlns:am3d="http://schemas.microsoft.com/office/drawing/2017/model3d" xmlns:o="urn:schemas-microsoft-com:office:office" xmlns:oel="http://schemas.microsoft.com/office/2019/extlst" xmlns:r="http://schemas.openxmlformats.org/officeDocument/2006/relationships" xmlns:m="http://schemas.openxmlformats.org/officeDocument/2006/math" xmlns:v="urn:schemas-microsoft-com:vml" xmlns:wp14="http://schemas.microsoft.com/office/word/2010/wordprocessingDrawing" xmlns:wp="http://schemas.openxmlformats.org/drawingml/2006/wordprocessingDrawing" xmlns:w10="urn:schemas-microsoft-com:office:word" xmlns:w="http://schemas.openxmlformats.org/wordprocessingml/2006/main" xmlns:w14="http://schemas.microsoft.com/office/word/2010/wordml" xmlns:w15="http://schemas.microsoft.com/office/word/2012/wordml" xmlns:w16cex="http://schemas.microsoft.com/office/word/2018/wordml/cex" xmlns:w16cid="http://schemas.microsoft.com/office/word/2016/wordml/cid" xmlns:w16="http://schemas.microsoft.com/office/word/2018/wordml" xmlns:w16du="http://schemas.microsoft.com/office/word/2023/wordml/word16du" xmlns:w16sdtdh="http://schemas.microsoft.com/office/word/2020/wordml/sdtdatahash" xmlns:w16sdtfl="http://schemas.microsoft.com/office/word/2024/wordml/sdtformatlock" xmlns:w16se="http://schemas.microsoft.com/office/word/2015/wordml/symex" xmlns:wpg="http://schemas.microsoft.com/office/word/2010/wordprocessingGroup" xmlns:wpi="http://schemas.microsoft.com/office/word/2010/wordprocessingInk" xmlns:wne="http://schemas.microsoft.com/office/word/2006/wordml" xmlns:wps="http://schemas.microsoft.com/office/word/2010/wordprocessingShape" mc:Ignorable="w14 w15 w16se w16cid w16 w16cex w16sdtdh w16sdtfl w16du wp14">
+<w:numbering xmlns:wpc="http://schemas.microsoft.com/office/word/2010/wordprocessingCanvas" xmlns:cx="http://schemas.microsoft.com/office/drawing/2014/chartex" xmlns:cx1="http://schemas.microsoft.com/office/drawing/2015/9/8/chartex" xmlns:cx2="http://schemas.microsoft.com/office/drawing/2015/10/21/chartex" xmlns:cx3="http://schemas.microsoft.com/office/drawing/2016/5/9/chartex" xmlns:cx4="http://schemas.microsoft.com/office/drawing/2016/5/10/chartex" xmlns:cx5="http://schemas.microsoft.com/office/drawing/2016/5/11/chartex" xmlns:cx6="http://schemas.microsoft.com/office/drawing/2016/5/12/chartex" xmlns:cx7="http://schemas.microsoft.com/office/drawing/2016/5/13/chartex" xmlns:cx8="http://schemas.microsoft.com/office/drawing/2016/5/14/chartex" xmlns:mc="http://schemas.openxmlformats.org/markup-compatibility/2006" xmlns:aink="http://schemas.microsoft.com/office/drawing/2016/ink" xmlns:am3d="http://schemas.microsoft.com/office/drawing/2017/model3d" xmlns:o="urn:schemas-microsoft-com:office:office" xmlns:r="http://schemas.openxmlformats.org/officeDocument/2006/relationships" xmlns:m="http://schemas.openxmlformats.org/officeDocument/2006/math" xmlns:v="urn:schemas-microsoft-com:vml" xmlns:wp14="http://schemas.microsoft.com/office/word/2010/wordprocessingDrawing" xmlns:wp="http://schemas.openxmlformats.org/drawingml/2006/wordprocessingDrawing" xmlns:w10="urn:schemas-microsoft-com:office:word" xmlns:w="http://schemas.openxmlformats.org/wordprocessingml/2006/main" xmlns:w14="http://schemas.microsoft.com/office/word/2010/wordml" xmlns:w15="http://schemas.microsoft.com/office/word/2012/wordml" xmlns:w16cex="http://schemas.microsoft.com/office/word/2018/wordml/cex" xmlns:w16cid="http://schemas.microsoft.com/office/word/2016/wordml/cid" xmlns:w16="http://schemas.microsoft.com/office/word/2018/wordml" xmlns:w16sdtdh="http://schemas.microsoft.com/office/word/2020/wordml/sdtdatahash" xmlns:w16se="http://schemas.microsoft.com/office/word/2015/wordml/symex" xmlns:wpg="http://schemas.microsoft.com/office/word/2010/wordprocessingGroup" xmlns:wpi="http://schemas.microsoft.com/office/word/2010/wordprocessingInk" xmlns:wne="http://schemas.microsoft.com/office/word/2006/wordml" xmlns:wps="http://schemas.microsoft.com/office/word/2010/wordprocessingShape" mc:Ignorable="w14 w15 w16se w16cid w16 w16cex w16sdtdh wp14">
   <w:abstractNum w:abstractNumId="0" w15:restartNumberingAfterBreak="0">
     <w:nsid w:val="049575D0"/>
     <w:multiLevelType w:val="hybridMultilevel"/>
@@ -7135,104 +6883,104 @@
       </w:pPr>
     </w:lvl>
   </w:abstractNum>
-  <w:num w:numId="1" w16cid:durableId="31731517">
+  <w:num w:numId="1">
     <w:abstractNumId w:val="3"/>
   </w:num>
-  <w:num w:numId="2" w16cid:durableId="1245801036">
+  <w:num w:numId="2">
     <w:abstractNumId w:val="10"/>
   </w:num>
-  <w:num w:numId="3" w16cid:durableId="978875365">
+  <w:num w:numId="3">
     <w:abstractNumId w:val="11"/>
   </w:num>
-  <w:num w:numId="4" w16cid:durableId="1113477302">
+  <w:num w:numId="4">
     <w:abstractNumId w:val="15"/>
   </w:num>
-  <w:num w:numId="5" w16cid:durableId="1605964914">
+  <w:num w:numId="5">
     <w:abstractNumId w:val="0"/>
   </w:num>
-  <w:num w:numId="6" w16cid:durableId="904609107">
+  <w:num w:numId="6">
     <w:abstractNumId w:val="13"/>
   </w:num>
-  <w:num w:numId="7" w16cid:durableId="1458065962">
+  <w:num w:numId="7">
     <w:abstractNumId w:val="18"/>
   </w:num>
-  <w:num w:numId="8" w16cid:durableId="1680350478">
+  <w:num w:numId="8">
     <w:abstractNumId w:val="24"/>
   </w:num>
-  <w:num w:numId="9" w16cid:durableId="2046327165">
+  <w:num w:numId="9">
     <w:abstractNumId w:val="12"/>
   </w:num>
-  <w:num w:numId="10" w16cid:durableId="763258350">
+  <w:num w:numId="10">
     <w:abstractNumId w:val="30"/>
   </w:num>
-  <w:num w:numId="11" w16cid:durableId="2006592703">
+  <w:num w:numId="11">
     <w:abstractNumId w:val="27"/>
   </w:num>
-  <w:num w:numId="12" w16cid:durableId="1176506380">
+  <w:num w:numId="12">
     <w:abstractNumId w:val="17"/>
   </w:num>
-  <w:num w:numId="13" w16cid:durableId="215901606">
+  <w:num w:numId="13">
     <w:abstractNumId w:val="26"/>
   </w:num>
-  <w:num w:numId="14" w16cid:durableId="918514437">
+  <w:num w:numId="14">
     <w:abstractNumId w:val="1"/>
   </w:num>
-  <w:num w:numId="15" w16cid:durableId="1827939027">
+  <w:num w:numId="15">
     <w:abstractNumId w:val="22"/>
   </w:num>
-  <w:num w:numId="16" w16cid:durableId="190270277">
+  <w:num w:numId="16">
     <w:abstractNumId w:val="9"/>
   </w:num>
-  <w:num w:numId="17" w16cid:durableId="525480897">
+  <w:num w:numId="17">
     <w:abstractNumId w:val="20"/>
   </w:num>
-  <w:num w:numId="18" w16cid:durableId="1322736826">
+  <w:num w:numId="18">
     <w:abstractNumId w:val="8"/>
   </w:num>
-  <w:num w:numId="19" w16cid:durableId="756364431">
+  <w:num w:numId="19">
     <w:abstractNumId w:val="7"/>
   </w:num>
-  <w:num w:numId="20" w16cid:durableId="1127818585">
+  <w:num w:numId="20">
     <w:abstractNumId w:val="4"/>
   </w:num>
-  <w:num w:numId="21" w16cid:durableId="2136175816">
+  <w:num w:numId="21">
     <w:abstractNumId w:val="28"/>
   </w:num>
-  <w:num w:numId="22" w16cid:durableId="1517617942">
+  <w:num w:numId="22">
     <w:abstractNumId w:val="29"/>
   </w:num>
-  <w:num w:numId="23" w16cid:durableId="2041586658">
+  <w:num w:numId="23">
     <w:abstractNumId w:val="6"/>
   </w:num>
-  <w:num w:numId="24" w16cid:durableId="410280276">
+  <w:num w:numId="24">
     <w:abstractNumId w:val="19"/>
   </w:num>
-  <w:num w:numId="25" w16cid:durableId="1347092703">
+  <w:num w:numId="25">
     <w:abstractNumId w:val="14"/>
   </w:num>
-  <w:num w:numId="26" w16cid:durableId="361634690">
+  <w:num w:numId="26">
     <w:abstractNumId w:val="2"/>
   </w:num>
-  <w:num w:numId="27" w16cid:durableId="80033771">
+  <w:num w:numId="27">
     <w:abstractNumId w:val="25"/>
   </w:num>
-  <w:num w:numId="28" w16cid:durableId="416026118">
+  <w:num w:numId="28">
     <w:abstractNumId w:val="23"/>
   </w:num>
-  <w:num w:numId="29" w16cid:durableId="1507749562">
+  <w:num w:numId="29">
     <w:abstractNumId w:val="16"/>
   </w:num>
-  <w:num w:numId="30" w16cid:durableId="1772428814">
+  <w:num w:numId="30">
     <w:abstractNumId w:val="21"/>
   </w:num>
-  <w:num w:numId="31" w16cid:durableId="513810541">
+  <w:num w:numId="31">
     <w:abstractNumId w:val="5"/>
   </w:num>
 </w:numbering>
 </file>
 
 <file path=word/styles.xml><?xml version="1.0" encoding="utf-8"?>
-<w:styles xmlns:mc="http://schemas.openxmlformats.org/markup-compatibility/2006" xmlns:r="http://schemas.openxmlformats.org/officeDocument/2006/relationships" xmlns:w="http://schemas.openxmlformats.org/wordprocessingml/2006/main" xmlns:w14="http://schemas.microsoft.com/office/word/2010/wordml" xmlns:w15="http://schemas.microsoft.com/office/word/2012/wordml" xmlns:w16cex="http://schemas.microsoft.com/office/word/2018/wordml/cex" xmlns:w16cid="http://schemas.microsoft.com/office/word/2016/wordml/cid" xmlns:w16="http://schemas.microsoft.com/office/word/2018/wordml" xmlns:w16du="http://schemas.microsoft.com/office/word/2023/wordml/word16du" xmlns:w16sdtdh="http://schemas.microsoft.com/office/word/2020/wordml/sdtdatahash" xmlns:w16sdtfl="http://schemas.microsoft.com/office/word/2024/wordml/sdtformatlock" xmlns:w16se="http://schemas.microsoft.com/office/word/2015/wordml/symex" mc:Ignorable="w14 w15 w16se w16cid w16 w16cex w16sdtdh w16sdtfl w16du">
+<w:styles xmlns:mc="http://schemas.openxmlformats.org/markup-compatibility/2006" xmlns:r="http://schemas.openxmlformats.org/officeDocument/2006/relationships" xmlns:w="http://schemas.openxmlformats.org/wordprocessingml/2006/main" xmlns:w14="http://schemas.microsoft.com/office/word/2010/wordml" xmlns:w15="http://schemas.microsoft.com/office/word/2012/wordml" xmlns:w16cex="http://schemas.microsoft.com/office/word/2018/wordml/cex" xmlns:w16cid="http://schemas.microsoft.com/office/word/2016/wordml/cid" xmlns:w16="http://schemas.microsoft.com/office/word/2018/wordml" xmlns:w16sdtdh="http://schemas.microsoft.com/office/word/2020/wordml/sdtdatahash" xmlns:w16se="http://schemas.microsoft.com/office/word/2015/wordml/symex" mc:Ignorable="w14 w15 w16se w16cid w16 w16cex w16sdtdh">
   <w:docDefaults>
     <w:rPrDefault>
       <w:rPr>
@@ -7628,7 +7376,7 @@
     <w:lsdException w:name="Unresolved Mention" w:semiHidden="1" w:unhideWhenUsed="1"/>
     <w:lsdException w:name="Smart Link" w:semiHidden="1" w:unhideWhenUsed="1"/>
   </w:latentStyles>
-  <w:style w:type="paragraph" w:default="1" w:styleId="Normal">
+  <w:style w:type="paragraph" w:default="1" w:styleId="a">
     <w:name w:val="Normal"/>
     <w:qFormat/>
     <w:rsid w:val="00401560"/>
@@ -7638,11 +7386,11 @@
       <w:lang w:val="ru-RU"/>
     </w:rPr>
   </w:style>
-  <w:style w:type="paragraph" w:styleId="Heading1">
+  <w:style w:type="paragraph" w:styleId="1">
     <w:name w:val="heading 1"/>
-    <w:basedOn w:val="Normal"/>
-    <w:next w:val="Normal"/>
-    <w:link w:val="Heading1Char"/>
+    <w:basedOn w:val="a"/>
+    <w:next w:val="a"/>
+    <w:link w:val="10"/>
     <w:uiPriority w:val="9"/>
     <w:qFormat/>
     <w:rsid w:val="00D85A2F"/>
@@ -7659,11 +7407,11 @@
       <w:szCs w:val="36"/>
     </w:rPr>
   </w:style>
-  <w:style w:type="paragraph" w:styleId="Heading2">
+  <w:style w:type="paragraph" w:styleId="2">
     <w:name w:val="heading 2"/>
-    <w:basedOn w:val="Normal"/>
-    <w:next w:val="Normal"/>
-    <w:link w:val="Heading2Char"/>
+    <w:basedOn w:val="a"/>
+    <w:next w:val="a"/>
+    <w:link w:val="20"/>
     <w:uiPriority w:val="9"/>
     <w:unhideWhenUsed/>
     <w:qFormat/>
@@ -7681,10 +7429,10 @@
       <w:szCs w:val="32"/>
     </w:rPr>
   </w:style>
-  <w:style w:type="paragraph" w:styleId="Heading3">
+  <w:style w:type="paragraph" w:styleId="3">
     <w:name w:val="heading 3"/>
-    <w:basedOn w:val="Normal"/>
-    <w:next w:val="Normal"/>
+    <w:basedOn w:val="a"/>
+    <w:next w:val="a"/>
     <w:uiPriority w:val="9"/>
     <w:semiHidden/>
     <w:unhideWhenUsed/>
@@ -7699,10 +7447,10 @@
       <w:color w:val="0F4761"/>
     </w:rPr>
   </w:style>
-  <w:style w:type="paragraph" w:styleId="Heading4">
+  <w:style w:type="paragraph" w:styleId="4">
     <w:name w:val="heading 4"/>
-    <w:basedOn w:val="Normal"/>
-    <w:next w:val="Normal"/>
+    <w:basedOn w:val="a"/>
+    <w:next w:val="a"/>
     <w:uiPriority w:val="9"/>
     <w:semiHidden/>
     <w:unhideWhenUsed/>
@@ -7719,10 +7467,10 @@
       <w:color w:val="0F4761"/>
     </w:rPr>
   </w:style>
-  <w:style w:type="paragraph" w:styleId="Heading5">
+  <w:style w:type="paragraph" w:styleId="5">
     <w:name w:val="heading 5"/>
-    <w:basedOn w:val="Normal"/>
-    <w:next w:val="Normal"/>
+    <w:basedOn w:val="a"/>
+    <w:next w:val="a"/>
     <w:uiPriority w:val="9"/>
     <w:semiHidden/>
     <w:unhideWhenUsed/>
@@ -7737,10 +7485,10 @@
       <w:color w:val="0F4761"/>
     </w:rPr>
   </w:style>
-  <w:style w:type="paragraph" w:styleId="Heading6">
+  <w:style w:type="paragraph" w:styleId="6">
     <w:name w:val="heading 6"/>
-    <w:basedOn w:val="Normal"/>
-    <w:next w:val="Normal"/>
+    <w:basedOn w:val="a"/>
+    <w:next w:val="a"/>
     <w:uiPriority w:val="9"/>
     <w:semiHidden/>
     <w:unhideWhenUsed/>
@@ -7757,13 +7505,13 @@
       <w:color w:val="595959"/>
     </w:rPr>
   </w:style>
-  <w:style w:type="character" w:default="1" w:styleId="DefaultParagraphFont">
+  <w:style w:type="character" w:default="1" w:styleId="a0">
     <w:name w:val="Default Paragraph Font"/>
     <w:uiPriority w:val="1"/>
     <w:semiHidden/>
     <w:unhideWhenUsed/>
   </w:style>
-  <w:style w:type="table" w:default="1" w:styleId="TableNormal">
+  <w:style w:type="table" w:default="1" w:styleId="a1">
     <w:name w:val="Normal Table"/>
     <w:uiPriority w:val="99"/>
     <w:semiHidden/>
@@ -7778,13 +7526,13 @@
       </w:tblCellMar>
     </w:tblPr>
   </w:style>
-  <w:style w:type="numbering" w:default="1" w:styleId="NoList">
+  <w:style w:type="numbering" w:default="1" w:styleId="a2">
     <w:name w:val="No List"/>
     <w:uiPriority w:val="99"/>
     <w:semiHidden/>
     <w:unhideWhenUsed/>
   </w:style>
-  <w:style w:type="table" w:customStyle="1" w:styleId="TableNormal0">
+  <w:style w:type="table" w:customStyle="1" w:styleId="TableNormal">
     <w:name w:val="TableNormal"/>
     <w:tblPr>
       <w:tblCellMar>
@@ -7795,10 +7543,10 @@
       </w:tblCellMar>
     </w:tblPr>
   </w:style>
-  <w:style w:type="paragraph" w:styleId="Title">
+  <w:style w:type="paragraph" w:styleId="a3">
     <w:name w:val="Title"/>
-    <w:basedOn w:val="Normal"/>
-    <w:next w:val="Normal"/>
+    <w:basedOn w:val="a"/>
+    <w:next w:val="a"/>
     <w:uiPriority w:val="10"/>
     <w:qFormat/>
     <w:pPr>
@@ -7810,10 +7558,10 @@
       <w:szCs w:val="56"/>
     </w:rPr>
   </w:style>
-  <w:style w:type="paragraph" w:styleId="Subtitle">
+  <w:style w:type="paragraph" w:styleId="a4">
     <w:name w:val="Subtitle"/>
-    <w:basedOn w:val="Normal"/>
-    <w:next w:val="Normal"/>
+    <w:basedOn w:val="a"/>
+    <w:next w:val="a"/>
     <w:uiPriority w:val="11"/>
     <w:qFormat/>
     <w:pPr>
@@ -7828,18 +7576,18 @@
       <w:szCs w:val="30"/>
     </w:rPr>
   </w:style>
-  <w:style w:type="paragraph" w:styleId="NormalWeb">
+  <w:style w:type="paragraph" w:styleId="a5">
     <w:name w:val="Normal (Web)"/>
-    <w:basedOn w:val="Normal"/>
+    <w:basedOn w:val="a"/>
     <w:uiPriority w:val="99"/>
     <w:semiHidden/>
     <w:unhideWhenUsed/>
     <w:rsid w:val="00412D25"/>
   </w:style>
-  <w:style w:type="character" w:customStyle="1" w:styleId="Heading2Char">
-    <w:name w:val="Heading 2 Char"/>
-    <w:basedOn w:val="DefaultParagraphFont"/>
-    <w:link w:val="Heading2"/>
+  <w:style w:type="character" w:customStyle="1" w:styleId="20">
+    <w:name w:val="Заголовок 2 Знак"/>
+    <w:basedOn w:val="a0"/>
+    <w:link w:val="2"/>
     <w:uiPriority w:val="9"/>
     <w:rsid w:val="00AE5117"/>
     <w:rPr>
@@ -7850,10 +7598,10 @@
       <w:lang w:val="ru-RU"/>
     </w:rPr>
   </w:style>
-  <w:style w:type="character" w:customStyle="1" w:styleId="Heading1Char">
-    <w:name w:val="Heading 1 Char"/>
-    <w:basedOn w:val="DefaultParagraphFont"/>
-    <w:link w:val="Heading1"/>
+  <w:style w:type="character" w:customStyle="1" w:styleId="10">
+    <w:name w:val="Заголовок 1 Знак"/>
+    <w:basedOn w:val="a0"/>
+    <w:link w:val="1"/>
     <w:uiPriority w:val="9"/>
     <w:rsid w:val="00A11BB1"/>
     <w:rPr>
@@ -7864,10 +7612,10 @@
       <w:lang w:val="ru-RU"/>
     </w:rPr>
   </w:style>
-  <w:style w:type="paragraph" w:styleId="Header">
+  <w:style w:type="paragraph" w:styleId="a6">
     <w:name w:val="header"/>
-    <w:basedOn w:val="Normal"/>
-    <w:link w:val="HeaderChar"/>
+    <w:basedOn w:val="a"/>
+    <w:link w:val="a7"/>
     <w:uiPriority w:val="99"/>
     <w:unhideWhenUsed/>
     <w:rsid w:val="00A21E3E"/>
@@ -7879,10 +7627,10 @@
       <w:spacing w:line="240" w:lineRule="auto"/>
     </w:pPr>
   </w:style>
-  <w:style w:type="character" w:customStyle="1" w:styleId="HeaderChar">
-    <w:name w:val="Header Char"/>
-    <w:basedOn w:val="DefaultParagraphFont"/>
-    <w:link w:val="Header"/>
+  <w:style w:type="character" w:customStyle="1" w:styleId="a7">
+    <w:name w:val="Верхний колонтитул Знак"/>
+    <w:basedOn w:val="a0"/>
+    <w:link w:val="a6"/>
     <w:uiPriority w:val="99"/>
     <w:rsid w:val="00A21E3E"/>
     <w:rPr>
@@ -7891,10 +7639,10 @@
       <w:lang w:val="ru-RU"/>
     </w:rPr>
   </w:style>
-  <w:style w:type="paragraph" w:styleId="Footer">
+  <w:style w:type="paragraph" w:styleId="a8">
     <w:name w:val="footer"/>
-    <w:basedOn w:val="Normal"/>
-    <w:link w:val="FooterChar"/>
+    <w:basedOn w:val="a"/>
+    <w:link w:val="a9"/>
     <w:uiPriority w:val="99"/>
     <w:unhideWhenUsed/>
     <w:rsid w:val="00A21E3E"/>
@@ -7906,10 +7654,10 @@
       <w:spacing w:line="240" w:lineRule="auto"/>
     </w:pPr>
   </w:style>
-  <w:style w:type="character" w:customStyle="1" w:styleId="FooterChar">
-    <w:name w:val="Footer Char"/>
-    <w:basedOn w:val="DefaultParagraphFont"/>
-    <w:link w:val="Footer"/>
+  <w:style w:type="character" w:customStyle="1" w:styleId="a9">
+    <w:name w:val="Нижний колонтитул Знак"/>
+    <w:basedOn w:val="a0"/>
+    <w:link w:val="a8"/>
     <w:uiPriority w:val="99"/>
     <w:rsid w:val="00A21E3E"/>
     <w:rPr>
@@ -7918,9 +7666,9 @@
       <w:lang w:val="ru-RU"/>
     </w:rPr>
   </w:style>
-  <w:style w:type="paragraph" w:styleId="ListParagraph">
+  <w:style w:type="paragraph" w:styleId="aa">
     <w:name w:val="List Paragraph"/>
-    <w:basedOn w:val="Normal"/>
+    <w:basedOn w:val="a"/>
     <w:uiPriority w:val="34"/>
     <w:qFormat/>
     <w:rsid w:val="0051190B"/>
@@ -7931,7 +7679,7 @@
   </w:style>
   <w:style w:type="paragraph" w:customStyle="1" w:styleId="p1">
     <w:name w:val="p1"/>
-    <w:basedOn w:val="Normal"/>
+    <w:basedOn w:val="a"/>
     <w:rsid w:val="00CE66B5"/>
     <w:pPr>
       <w:spacing w:line="240" w:lineRule="auto"/>
@@ -7947,7 +7695,7 @@
   </w:style>
   <w:style w:type="character" w:customStyle="1" w:styleId="s1">
     <w:name w:val="s1"/>
-    <w:basedOn w:val="DefaultParagraphFont"/>
+    <w:basedOn w:val="a0"/>
     <w:rsid w:val="00CE66B5"/>
     <w:rPr>
       <w:rFonts w:ascii=".SFUI-Regular" w:hAnsi=".SFUI-Regular" w:hint="default"/>
@@ -7959,9 +7707,9 @@
       <w:szCs w:val="18"/>
     </w:rPr>
   </w:style>
-  <w:style w:type="table" w:styleId="TableGrid">
+  <w:style w:type="table" w:styleId="ab">
     <w:name w:val="Table Grid"/>
-    <w:basedOn w:val="TableNormal"/>
+    <w:basedOn w:val="a1"/>
     <w:uiPriority w:val="59"/>
     <w:rsid w:val="00820F07"/>
     <w:pPr>
@@ -8317,7 +8065,6 @@
 <ds:datastoreItem xmlns:ds="http://schemas.openxmlformats.org/officeDocument/2006/customXml" ds:itemID="{37E19018-E1CC-4A93-A57F-453144F77F1B}">
   <ds:schemaRefs>
     <ds:schemaRef ds:uri="http://schemas.openxmlformats.org/officeDocument/2006/bibliography"/>
-    <ds:schemaRef ds:uri="http://www.w3.org/2000/xmlns/"/>
   </ds:schemaRefs>
 </ds:datastoreItem>
 </file>